--- a/SDD-610/Topic 4/Cloud and DevOps Research RCoon.docx
+++ b/SDD-610/Topic 4/Cloud and DevOps Research RCoon.docx
@@ -6,140 +6,236 @@
       <w:pPr>
         <w:spacing w:line="480" w:lineRule="auto"/>
         <w:jc w:val="center"/>
+        <w:rPr>
+          <w:rFonts w:ascii="Times New Roman" w:hAnsi="Times New Roman" w:cs="Times New Roman"/>
+        </w:rPr>
       </w:pPr>
     </w:p>
     <w:p>
       <w:pPr>
         <w:spacing w:line="480" w:lineRule="auto"/>
         <w:jc w:val="center"/>
+        <w:rPr>
+          <w:rFonts w:ascii="Times New Roman" w:hAnsi="Times New Roman" w:cs="Times New Roman"/>
+        </w:rPr>
       </w:pPr>
     </w:p>
     <w:p>
       <w:pPr>
         <w:spacing w:line="480" w:lineRule="auto"/>
         <w:jc w:val="center"/>
+        <w:rPr>
+          <w:rFonts w:ascii="Times New Roman" w:hAnsi="Times New Roman" w:cs="Times New Roman"/>
+        </w:rPr>
       </w:pPr>
     </w:p>
     <w:p>
       <w:pPr>
         <w:spacing w:line="480" w:lineRule="auto"/>
         <w:jc w:val="center"/>
+        <w:rPr>
+          <w:rFonts w:ascii="Times New Roman" w:hAnsi="Times New Roman" w:cs="Times New Roman"/>
+        </w:rPr>
       </w:pPr>
     </w:p>
     <w:p>
       <w:pPr>
         <w:spacing w:line="480" w:lineRule="auto"/>
         <w:jc w:val="center"/>
+        <w:rPr>
+          <w:rFonts w:ascii="Times New Roman" w:hAnsi="Times New Roman" w:cs="Times New Roman"/>
+        </w:rPr>
       </w:pPr>
     </w:p>
     <w:p>
       <w:pPr>
         <w:spacing w:line="480" w:lineRule="auto"/>
         <w:jc w:val="center"/>
+        <w:rPr>
+          <w:rFonts w:ascii="Times New Roman" w:hAnsi="Times New Roman" w:cs="Times New Roman"/>
+        </w:rPr>
       </w:pPr>
     </w:p>
     <w:p>
       <w:pPr>
         <w:spacing w:line="480" w:lineRule="auto"/>
         <w:jc w:val="center"/>
-      </w:pPr>
-      <w:r>
-        <w:t>Cloud and DevOps Research</w:t>
-      </w:r>
-    </w:p>
-    <w:p>
-      <w:pPr>
-        <w:spacing w:line="480" w:lineRule="auto"/>
-        <w:jc w:val="center"/>
-      </w:pPr>
-      <w:r>
-        <w:t>Ryan Coon</w:t>
-      </w:r>
-    </w:p>
-    <w:p>
-      <w:pPr>
-        <w:spacing w:line="480" w:lineRule="auto"/>
-        <w:jc w:val="center"/>
-      </w:pPr>
-      <w:r>
-        <w:t>SDD-610</w:t>
-      </w:r>
-    </w:p>
-    <w:p>
-      <w:pPr>
-        <w:spacing w:line="480" w:lineRule="auto"/>
-        <w:jc w:val="center"/>
-      </w:pPr>
-      <w:r>
-        <w:t>Professor Adam Hardin</w:t>
-      </w:r>
-    </w:p>
-    <w:p>
-      <w:pPr>
-        <w:spacing w:line="480" w:lineRule="auto"/>
-        <w:jc w:val="center"/>
-      </w:pPr>
-      <w:r>
-        <w:t>March 18, 2026</w:t>
-      </w:r>
-    </w:p>
-    <w:p>
-      <w:pPr>
-        <w:spacing w:line="480" w:lineRule="auto"/>
-      </w:pPr>
-    </w:p>
-    <w:p>
-      <w:pPr>
-        <w:spacing w:line="480" w:lineRule="auto"/>
-      </w:pPr>
-    </w:p>
-    <w:p>
-      <w:pPr>
-        <w:spacing w:line="480" w:lineRule="auto"/>
-      </w:pPr>
-    </w:p>
-    <w:p>
-      <w:pPr>
-        <w:spacing w:line="480" w:lineRule="auto"/>
-      </w:pPr>
-    </w:p>
-    <w:p>
-      <w:pPr>
-        <w:spacing w:line="480" w:lineRule="auto"/>
-      </w:pPr>
-    </w:p>
-    <w:p>
-      <w:pPr>
-        <w:spacing w:line="480" w:lineRule="auto"/>
-      </w:pPr>
-    </w:p>
-    <w:p>
-      <w:pPr>
-        <w:spacing w:line="480" w:lineRule="auto"/>
-        <w:jc w:val="center"/>
-        <w:rPr>
+        <w:rPr>
+          <w:rFonts w:ascii="Times New Roman" w:hAnsi="Times New Roman" w:cs="Times New Roman"/>
           <w:b/>
           <w:bCs/>
         </w:rPr>
       </w:pPr>
       <w:r>
         <w:rPr>
+          <w:rFonts w:ascii="Times New Roman" w:hAnsi="Times New Roman" w:cs="Times New Roman"/>
           <w:b/>
           <w:bCs/>
         </w:rPr>
+        <w:t>Cloud and DevOps Research</w:t>
+      </w:r>
+    </w:p>
+    <w:p>
+      <w:pPr>
+        <w:spacing w:line="480" w:lineRule="auto"/>
+        <w:jc w:val="center"/>
+        <w:rPr>
+          <w:rFonts w:ascii="Times New Roman" w:hAnsi="Times New Roman" w:cs="Times New Roman"/>
+        </w:rPr>
+      </w:pPr>
+      <w:r>
+        <w:rPr>
+          <w:rFonts w:ascii="Times New Roman" w:hAnsi="Times New Roman" w:cs="Times New Roman"/>
+        </w:rPr>
+        <w:t>Ryan Coon</w:t>
+      </w:r>
+    </w:p>
+    <w:p>
+      <w:pPr>
+        <w:spacing w:line="480" w:lineRule="auto"/>
+        <w:jc w:val="center"/>
+        <w:rPr>
+          <w:rFonts w:ascii="Times New Roman" w:hAnsi="Times New Roman" w:cs="Times New Roman"/>
+        </w:rPr>
+      </w:pPr>
+      <w:r>
+        <w:rPr>
+          <w:rFonts w:ascii="Times New Roman" w:hAnsi="Times New Roman" w:cs="Times New Roman"/>
+        </w:rPr>
+        <w:t>SDD-610</w:t>
+      </w:r>
+    </w:p>
+    <w:p>
+      <w:pPr>
+        <w:spacing w:line="480" w:lineRule="auto"/>
+        <w:jc w:val="center"/>
+        <w:rPr>
+          <w:rFonts w:ascii="Times New Roman" w:hAnsi="Times New Roman" w:cs="Times New Roman"/>
+        </w:rPr>
+      </w:pPr>
+      <w:r>
+        <w:rPr>
+          <w:rFonts w:ascii="Times New Roman" w:hAnsi="Times New Roman" w:cs="Times New Roman"/>
+        </w:rPr>
+        <w:t>Professor Adam Hardin</w:t>
+      </w:r>
+    </w:p>
+    <w:p>
+      <w:pPr>
+        <w:spacing w:line="480" w:lineRule="auto"/>
+        <w:jc w:val="center"/>
+        <w:rPr>
+          <w:rFonts w:ascii="Times New Roman" w:hAnsi="Times New Roman" w:cs="Times New Roman"/>
+        </w:rPr>
+      </w:pPr>
+      <w:r>
+        <w:rPr>
+          <w:rFonts w:ascii="Times New Roman" w:hAnsi="Times New Roman" w:cs="Times New Roman"/>
+        </w:rPr>
+        <w:t>March 18, 2026</w:t>
+      </w:r>
+    </w:p>
+    <w:p>
+      <w:pPr>
+        <w:spacing w:line="480" w:lineRule="auto"/>
+        <w:rPr>
+          <w:rFonts w:ascii="Times New Roman" w:hAnsi="Times New Roman" w:cs="Times New Roman"/>
+        </w:rPr>
+      </w:pPr>
+    </w:p>
+    <w:p>
+      <w:pPr>
+        <w:spacing w:line="480" w:lineRule="auto"/>
+        <w:rPr>
+          <w:rFonts w:ascii="Times New Roman" w:hAnsi="Times New Roman" w:cs="Times New Roman"/>
+        </w:rPr>
+      </w:pPr>
+    </w:p>
+    <w:p>
+      <w:pPr>
+        <w:spacing w:line="480" w:lineRule="auto"/>
+        <w:rPr>
+          <w:rFonts w:ascii="Times New Roman" w:hAnsi="Times New Roman" w:cs="Times New Roman"/>
+        </w:rPr>
+      </w:pPr>
+    </w:p>
+    <w:p>
+      <w:pPr>
+        <w:spacing w:line="480" w:lineRule="auto"/>
+        <w:rPr>
+          <w:rFonts w:ascii="Times New Roman" w:hAnsi="Times New Roman" w:cs="Times New Roman"/>
+        </w:rPr>
+      </w:pPr>
+    </w:p>
+    <w:p>
+      <w:pPr>
+        <w:spacing w:line="480" w:lineRule="auto"/>
+        <w:rPr>
+          <w:rFonts w:ascii="Times New Roman" w:hAnsi="Times New Roman" w:cs="Times New Roman"/>
+        </w:rPr>
+      </w:pPr>
+    </w:p>
+    <w:p>
+      <w:pPr>
+        <w:spacing w:line="480" w:lineRule="auto"/>
+        <w:rPr>
+          <w:rFonts w:ascii="Times New Roman" w:hAnsi="Times New Roman" w:cs="Times New Roman"/>
+        </w:rPr>
+      </w:pPr>
+    </w:p>
+    <w:p>
+      <w:pPr>
+        <w:rPr>
+          <w:rFonts w:ascii="Times New Roman" w:hAnsi="Times New Roman" w:cs="Times New Roman"/>
+          <w:b/>
+          <w:bCs/>
+        </w:rPr>
+      </w:pPr>
+      <w:r>
+        <w:rPr>
+          <w:rFonts w:ascii="Times New Roman" w:hAnsi="Times New Roman" w:cs="Times New Roman"/>
+          <w:b/>
+          <w:bCs/>
+        </w:rPr>
+        <w:br w:type="page"/>
+      </w:r>
+    </w:p>
+    <w:p>
+      <w:pPr>
+        <w:spacing w:line="480" w:lineRule="auto"/>
+        <w:jc w:val="center"/>
+        <w:rPr>
+          <w:rFonts w:ascii="Times New Roman" w:hAnsi="Times New Roman" w:cs="Times New Roman"/>
+          <w:b/>
+          <w:bCs/>
+        </w:rPr>
+      </w:pPr>
+      <w:r>
+        <w:rPr>
+          <w:rFonts w:ascii="Times New Roman" w:hAnsi="Times New Roman" w:cs="Times New Roman"/>
+          <w:b/>
+          <w:bCs/>
+        </w:rPr>
         <w:lastRenderedPageBreak/>
         <w:t>Part 1: Research on Cloud Migration Strategies</w:t>
       </w:r>
     </w:p>
     <w:p>
       <w:pPr>
-        <w:rPr>
+        <w:pStyle w:val="ListParagraph"/>
+        <w:numPr>
+          <w:ilvl w:val="0"/>
+          <w:numId w:val="12"/>
+        </w:numPr>
+        <w:rPr>
+          <w:rFonts w:ascii="Times New Roman" w:hAnsi="Times New Roman" w:cs="Times New Roman"/>
           <w:b/>
           <w:bCs/>
         </w:rPr>
       </w:pPr>
       <w:r>
         <w:rPr>
+          <w:rFonts w:ascii="Times New Roman" w:hAnsi="Times New Roman" w:cs="Times New Roman"/>
           <w:b/>
           <w:bCs/>
         </w:rPr>
@@ -149,83 +245,127 @@
     <w:p>
       <w:pPr>
         <w:spacing w:line="480" w:lineRule="auto"/>
-      </w:pPr>
-      <w:r>
+        <w:rPr>
+          <w:rFonts w:ascii="Times New Roman" w:hAnsi="Times New Roman" w:cs="Times New Roman"/>
+        </w:rPr>
+      </w:pPr>
+      <w:r>
+        <w:rPr>
+          <w:rFonts w:ascii="Times New Roman" w:hAnsi="Times New Roman" w:cs="Times New Roman"/>
+        </w:rPr>
         <w:t>Rehosting, often called "lift-and-shift," involves moving the application as-is from on-premises infrastructure to the cloud without significant changes. This approach is typically faster and less costly upfront, allowing organizations to quickly gain cloud benefits such as scalability and reduced hardware maintenance</w:t>
       </w:r>
       <w:r>
-        <w:t>(Admin, 2025)</w:t>
-      </w:r>
-      <w:r>
-        <w:t xml:space="preserve">. However, it may not fully leverage cloud-native features or optimize </w:t>
-      </w:r>
-      <w:proofErr w:type="gramStart"/>
-      <w:r>
-        <w:t>costs long-term</w:t>
-      </w:r>
-      <w:proofErr w:type="gramEnd"/>
-      <w:r>
+        <w:rPr>
+          <w:rFonts w:ascii="Times New Roman" w:hAnsi="Times New Roman" w:cs="Times New Roman"/>
+        </w:rPr>
+        <w:t xml:space="preserve"> </w:t>
+      </w:r>
+      <w:r>
+        <w:rPr>
+          <w:rFonts w:ascii="Times New Roman" w:hAnsi="Times New Roman" w:cs="Times New Roman"/>
+        </w:rPr>
+        <w:t>(</w:t>
+      </w:r>
+      <w:r>
+        <w:rPr>
+          <w:rFonts w:ascii="Times New Roman" w:hAnsi="Times New Roman" w:cs="Times New Roman"/>
+        </w:rPr>
+        <w:t>Rishabh Software</w:t>
+      </w:r>
+      <w:r>
+        <w:rPr>
+          <w:rFonts w:ascii="Times New Roman" w:hAnsi="Times New Roman" w:cs="Times New Roman"/>
+        </w:rPr>
+        <w:t>, 2025)</w:t>
+      </w:r>
+      <w:r>
+        <w:rPr>
+          <w:rFonts w:ascii="Times New Roman" w:hAnsi="Times New Roman" w:cs="Times New Roman"/>
+        </w:rPr>
+        <w:t>. However, it may not fully leverage cloud-native features or optimize costs long-term.</w:t>
+      </w:r>
+    </w:p>
+    <w:p>
+      <w:pPr>
+        <w:spacing w:line="480" w:lineRule="auto"/>
+        <w:rPr>
+          <w:rFonts w:ascii="Times New Roman" w:hAnsi="Times New Roman" w:cs="Times New Roman"/>
+        </w:rPr>
+      </w:pPr>
+      <w:r>
+        <w:rPr>
+          <w:rFonts w:ascii="Times New Roman" w:hAnsi="Times New Roman" w:cs="Times New Roman"/>
+        </w:rPr>
+        <w:t>Replatforming, or "lift-tinker-and-shift," entails making some optimizations to the application during migration to better suit the cloud environment. This might include switching to managed database services or containerizing parts of the application. Replatforming strikes a balance between speed and modernization, improving performance and scalability without the complexity of a full redesign</w:t>
+      </w:r>
+      <w:r>
+        <w:rPr>
+          <w:rFonts w:ascii="Times New Roman" w:hAnsi="Times New Roman" w:cs="Times New Roman"/>
+        </w:rPr>
+        <w:t xml:space="preserve"> </w:t>
+      </w:r>
+      <w:r>
+        <w:rPr>
+          <w:rFonts w:ascii="Times New Roman" w:hAnsi="Times New Roman" w:cs="Times New Roman"/>
+        </w:rPr>
+        <w:t>(Aprimized, 2025)</w:t>
+      </w:r>
+      <w:r>
+        <w:rPr>
+          <w:rFonts w:ascii="Times New Roman" w:hAnsi="Times New Roman" w:cs="Times New Roman"/>
+        </w:rPr>
         <w:t>.</w:t>
       </w:r>
     </w:p>
     <w:p>
       <w:pPr>
         <w:spacing w:line="480" w:lineRule="auto"/>
-      </w:pPr>
-      <w:proofErr w:type="spellStart"/>
-      <w:r>
-        <w:t>Replatforming</w:t>
-      </w:r>
-      <w:proofErr w:type="spellEnd"/>
-      <w:r>
-        <w:t xml:space="preserve">, or "lift-tinker-and-shift," entails making some optimizations to the application during migration to better suit the cloud environment. This might include switching to managed database services or containerizing parts of the application. </w:t>
-      </w:r>
-      <w:proofErr w:type="spellStart"/>
-      <w:r>
-        <w:t>Replatforming</w:t>
-      </w:r>
-      <w:proofErr w:type="spellEnd"/>
-      <w:r>
-        <w:t xml:space="preserve"> strikes a balance between speed and modernization, improving performance and scalability without the complexity of a full redesign</w:t>
-      </w:r>
-      <w:r>
-        <w:t>(</w:t>
-      </w:r>
-      <w:proofErr w:type="spellStart"/>
-      <w:r>
-        <w:t>Aprimized</w:t>
-      </w:r>
-      <w:proofErr w:type="spellEnd"/>
-      <w:r>
-        <w:t>, 2025)</w:t>
-      </w:r>
-      <w:r>
-        <w:t>.</w:t>
-      </w:r>
-    </w:p>
-    <w:p>
-      <w:pPr>
-        <w:spacing w:line="480" w:lineRule="auto"/>
-      </w:pPr>
-      <w:r>
+        <w:rPr>
+          <w:rFonts w:ascii="Times New Roman" w:hAnsi="Times New Roman" w:cs="Times New Roman"/>
+        </w:rPr>
+      </w:pPr>
+      <w:r>
+        <w:rPr>
+          <w:rFonts w:ascii="Times New Roman" w:hAnsi="Times New Roman" w:cs="Times New Roman"/>
+        </w:rPr>
         <w:t>Refactoring, also known as re-architecting, involves redesigning and rewriting parts of the application to fully exploit cloud-native capabilities like microservices, serverless computing, and automated scaling</w:t>
       </w:r>
       <w:r>
+        <w:rPr>
+          <w:rFonts w:ascii="Times New Roman" w:hAnsi="Times New Roman" w:cs="Times New Roman"/>
+        </w:rPr>
+        <w:t xml:space="preserve"> </w:t>
+      </w:r>
+      <w:r>
+        <w:rPr>
+          <w:rFonts w:ascii="Times New Roman" w:hAnsi="Times New Roman" w:cs="Times New Roman"/>
+        </w:rPr>
         <w:t>(Davis, 2023)</w:t>
       </w:r>
       <w:r>
+        <w:rPr>
+          <w:rFonts w:ascii="Times New Roman" w:hAnsi="Times New Roman" w:cs="Times New Roman"/>
+        </w:rPr>
         <w:t>. Although this strategy requires the most effort and investment, it can yield significant benefits in agility, cost efficiency, and future-proofing the application.</w:t>
       </w:r>
     </w:p>
     <w:p>
       <w:pPr>
-        <w:rPr>
+        <w:pStyle w:val="ListParagraph"/>
+        <w:numPr>
+          <w:ilvl w:val="0"/>
+          <w:numId w:val="12"/>
+        </w:numPr>
+        <w:rPr>
+          <w:rFonts w:ascii="Times New Roman" w:hAnsi="Times New Roman" w:cs="Times New Roman"/>
           <w:b/>
           <w:bCs/>
         </w:rPr>
       </w:pPr>
       <w:r>
         <w:rPr>
+          <w:rFonts w:ascii="Times New Roman" w:hAnsi="Times New Roman" w:cs="Times New Roman"/>
           <w:b/>
           <w:bCs/>
         </w:rPr>
@@ -236,62 +376,109 @@
       <w:pPr>
         <w:spacing w:line="480" w:lineRule="auto"/>
         <w:ind w:firstLine="720"/>
-      </w:pPr>
-      <w:r>
-        <w:t xml:space="preserve">Migrating legacy applications to the cloud presents several significant challenges that organizations must carefully navigate. One of the primary difficulties is managing application downtime during the migration process, as legacy systems often require </w:t>
-      </w:r>
-      <w:r>
+        <w:rPr>
+          <w:rFonts w:ascii="Times New Roman" w:hAnsi="Times New Roman" w:cs="Times New Roman"/>
+        </w:rPr>
+      </w:pPr>
+      <w:r>
+        <w:rPr>
+          <w:rFonts w:ascii="Times New Roman" w:hAnsi="Times New Roman" w:cs="Times New Roman"/>
+        </w:rPr>
+        <w:t>Migrating legacy applications to the cloud presents several significant challenges that organizations must carefully navigate. One of the primary difficulties is managing application downtime during the migration process, as legacy systems often require continuous availability, and any disruption can impact business operations severely</w:t>
+      </w:r>
+      <w:r>
+        <w:rPr>
+          <w:rFonts w:ascii="Times New Roman" w:hAnsi="Times New Roman" w:cs="Times New Roman"/>
+        </w:rPr>
+        <w:t xml:space="preserve"> </w:t>
+      </w:r>
+      <w:r>
+        <w:rPr>
+          <w:rFonts w:ascii="Times New Roman" w:hAnsi="Times New Roman" w:cs="Times New Roman"/>
+        </w:rPr>
+        <w:t>(Hexa Corp, 2025)</w:t>
+      </w:r>
+      <w:r>
+        <w:rPr>
+          <w:rFonts w:ascii="Times New Roman" w:hAnsi="Times New Roman" w:cs="Times New Roman"/>
+        </w:rPr>
+        <w:t xml:space="preserve">. Data security and compliance risks also pose major concerns, especially when sensitive or regulated data is </w:t>
+      </w:r>
+      <w:r>
+        <w:rPr>
+          <w:rFonts w:ascii="Times New Roman" w:hAnsi="Times New Roman" w:cs="Times New Roman"/>
+        </w:rPr>
         <w:lastRenderedPageBreak/>
-        <w:t>continuous availability, and any disruption can impact business operations severely</w:t>
-      </w:r>
-      <w:r>
-        <w:t>(Hexa Corp, 2025)</w:t>
-      </w:r>
-      <w:r>
-        <w:t>. Data security and compliance risks also pose major concerns, especially when sensitive or regulated data is involved, requiring stringent measures to protect data integrity and privacy throughout the migration. Additionally, cost management can be complex, as unexpected expenses may arise from infrastructure changes, refactoring efforts, and ongoing cloud service fees.</w:t>
+        <w:t>involved, requiring stringent measures to protect data integrity and privacy throughout the migration. Additionally, cost management can be complex, as unexpected expenses may arise from infrastructure changes, refactoring efforts, and ongoing cloud service fees.</w:t>
       </w:r>
     </w:p>
     <w:p>
       <w:pPr>
         <w:spacing w:line="480" w:lineRule="auto"/>
         <w:ind w:firstLine="720"/>
-      </w:pPr>
-      <w:r>
+        <w:rPr>
+          <w:rFonts w:ascii="Times New Roman" w:hAnsi="Times New Roman" w:cs="Times New Roman"/>
+        </w:rPr>
+      </w:pPr>
+      <w:r>
+        <w:rPr>
+          <w:rFonts w:ascii="Times New Roman" w:hAnsi="Times New Roman" w:cs="Times New Roman"/>
+        </w:rPr>
         <w:t>Another critical challenge is the skills gap within organizations; many teams lack the necessary expertise and training to effectively plan and execute cloud migrations, which can lead to resistance to change and suboptimal migration outcomes</w:t>
       </w:r>
       <w:r>
+        <w:rPr>
+          <w:rFonts w:ascii="Times New Roman" w:hAnsi="Times New Roman" w:cs="Times New Roman"/>
+        </w:rPr>
+        <w:t xml:space="preserve"> </w:t>
+      </w:r>
+      <w:r>
+        <w:rPr>
+          <w:rFonts w:ascii="Times New Roman" w:hAnsi="Times New Roman" w:cs="Times New Roman"/>
+        </w:rPr>
         <w:t>(Pacheco, 2025)</w:t>
       </w:r>
       <w:r>
+        <w:rPr>
+          <w:rFonts w:ascii="Times New Roman" w:hAnsi="Times New Roman" w:cs="Times New Roman"/>
+        </w:rPr>
         <w:t>. Legacy applications often require significant code modifications to be compatible with cloud environments, which can be time-consuming and costly. Ensuring data integrity and seamless integration with other systems during and after migration adds further complexity</w:t>
       </w:r>
       <w:r>
-        <w:t>(</w:t>
-      </w:r>
-      <w:proofErr w:type="spellStart"/>
-      <w:r>
-        <w:t>Althani</w:t>
-      </w:r>
-      <w:proofErr w:type="spellEnd"/>
-      <w:r>
-        <w:t>, 2025)</w:t>
-      </w:r>
-      <w:r>
-        <w:t>. These challenges highlight the need for thorough planning, skilled personnel, and a well-defined migration strategy to mitigate risks and achieve a successful transition</w:t>
-      </w:r>
-      <w:r>
-        <w:t>.</w:t>
-      </w:r>
-    </w:p>
-    <w:p>
-      <w:pPr>
-        <w:rPr>
+        <w:rPr>
+          <w:rFonts w:ascii="Times New Roman" w:hAnsi="Times New Roman" w:cs="Times New Roman"/>
+        </w:rPr>
+        <w:t xml:space="preserve"> </w:t>
+      </w:r>
+      <w:r>
+        <w:rPr>
+          <w:rFonts w:ascii="Times New Roman" w:hAnsi="Times New Roman" w:cs="Times New Roman"/>
+        </w:rPr>
+        <w:t>(Althani, 2025)</w:t>
+      </w:r>
+      <w:r>
+        <w:rPr>
+          <w:rFonts w:ascii="Times New Roman" w:hAnsi="Times New Roman" w:cs="Times New Roman"/>
+        </w:rPr>
+        <w:t>. These challenges highlight the need for thorough planning, skilled personnel, and a well-defined migration strategy to mitigate risks and achieve a successful transition.</w:t>
+      </w:r>
+    </w:p>
+    <w:p>
+      <w:pPr>
+        <w:pStyle w:val="ListParagraph"/>
+        <w:numPr>
+          <w:ilvl w:val="0"/>
+          <w:numId w:val="12"/>
+        </w:numPr>
+        <w:rPr>
+          <w:rFonts w:ascii="Times New Roman" w:hAnsi="Times New Roman" w:cs="Times New Roman"/>
           <w:b/>
           <w:bCs/>
         </w:rPr>
       </w:pPr>
       <w:r>
         <w:rPr>
+          <w:rFonts w:ascii="Times New Roman" w:hAnsi="Times New Roman" w:cs="Times New Roman"/>
           <w:b/>
           <w:bCs/>
         </w:rPr>
@@ -302,71 +489,142 @@
       <w:pPr>
         <w:spacing w:line="480" w:lineRule="auto"/>
         <w:ind w:firstLine="720"/>
-      </w:pPr>
-      <w:r>
+        <w:rPr>
+          <w:rFonts w:ascii="Times New Roman" w:hAnsi="Times New Roman" w:cs="Times New Roman"/>
+        </w:rPr>
+      </w:pPr>
+      <w:r>
+        <w:rPr>
+          <w:rFonts w:ascii="Times New Roman" w:hAnsi="Times New Roman" w:cs="Times New Roman"/>
+        </w:rPr>
         <w:t>When migrating legacy applications to the cloud, following best practices is essential to ensure a smooth, secure, and efficient transition. First, a thorough assessment of the existing legacy infrastructure is critical. This involves understanding application dependencies, performance bottlenecks, and security requirements to develop a clear and realistic migration plan</w:t>
       </w:r>
       <w:r>
-        <w:t>(Karl, 2025)</w:t>
-      </w:r>
-      <w:r>
-        <w:t xml:space="preserve">. Prioritizing security and compliance throughout the </w:t>
-      </w:r>
-      <w:r>
+        <w:rPr>
+          <w:rFonts w:ascii="Times New Roman" w:hAnsi="Times New Roman" w:cs="Times New Roman"/>
+        </w:rPr>
+        <w:t xml:space="preserve"> </w:t>
+      </w:r>
+      <w:r>
+        <w:rPr>
+          <w:rFonts w:ascii="Times New Roman" w:hAnsi="Times New Roman" w:cs="Times New Roman"/>
+        </w:rPr>
+        <w:t>(Karl, 2025). Prioritizing security and compliance throughout the process is vital, especially when handling sensitive data or regulated workloads, to avoid vulnerabilities and legal issues.</w:t>
+      </w:r>
+    </w:p>
+    <w:p>
+      <w:pPr>
+        <w:spacing w:line="480" w:lineRule="auto"/>
+        <w:ind w:firstLine="720"/>
+        <w:rPr>
+          <w:rFonts w:ascii="Times New Roman" w:hAnsi="Times New Roman" w:cs="Times New Roman"/>
+        </w:rPr>
+      </w:pPr>
+      <w:r>
+        <w:rPr>
+          <w:rFonts w:ascii="Times New Roman" w:hAnsi="Times New Roman" w:cs="Times New Roman"/>
+        </w:rPr>
+        <w:t>Executing the migration in phases</w:t>
+      </w:r>
+      <w:r>
+        <w:rPr>
+          <w:rFonts w:ascii="Times New Roman" w:hAnsi="Times New Roman" w:cs="Times New Roman"/>
+        </w:rPr>
+        <w:t xml:space="preserve"> </w:t>
+      </w:r>
+      <w:r>
+        <w:rPr>
+          <w:rFonts w:ascii="Times New Roman" w:hAnsi="Times New Roman" w:cs="Times New Roman"/>
+        </w:rPr>
+        <w:t>such as assessment, mobilization, migration, and optimization</w:t>
+      </w:r>
+      <w:r>
+        <w:rPr>
+          <w:rFonts w:ascii="Times New Roman" w:hAnsi="Times New Roman" w:cs="Times New Roman"/>
+        </w:rPr>
+        <w:t xml:space="preserve"> </w:t>
+      </w:r>
+      <w:r>
+        <w:rPr>
+          <w:rFonts w:ascii="Times New Roman" w:hAnsi="Times New Roman" w:cs="Times New Roman"/>
+        </w:rPr>
+        <w:t xml:space="preserve">helps manage risks and allows for continuous improvement. Testing rollback procedures and mapping dependencies before migration can minimize downtime and prevent disruptions. Additionally, leveraging automation tools and adopting continuous integration/continuous deployment (CI/CD) pipelines can accelerate the migration process and </w:t>
+      </w:r>
+      <w:r>
+        <w:rPr>
+          <w:rFonts w:ascii="Times New Roman" w:hAnsi="Times New Roman" w:cs="Times New Roman"/>
+        </w:rPr>
         <w:lastRenderedPageBreak/>
-        <w:t>process is vital, especially when handling sensitive data or regulated workloads, to avoid vulnerabilities and legal issues.</w:t>
+        <w:t>improve reliability. Post-migration, ongoing monitoring and optimization are necessary to ensure performance, cost-efficiency, and scalability in the cloud environment</w:t>
+      </w:r>
+      <w:r>
+        <w:rPr>
+          <w:rFonts w:ascii="Times New Roman" w:hAnsi="Times New Roman" w:cs="Times New Roman"/>
+        </w:rPr>
+        <w:t xml:space="preserve"> </w:t>
+      </w:r>
+      <w:r>
+        <w:rPr>
+          <w:rFonts w:ascii="Times New Roman" w:hAnsi="Times New Roman" w:cs="Times New Roman"/>
+        </w:rPr>
+        <w:t>(Davis, 2023).</w:t>
       </w:r>
     </w:p>
     <w:p>
       <w:pPr>
         <w:spacing w:line="480" w:lineRule="auto"/>
         <w:ind w:firstLine="720"/>
-      </w:pPr>
-      <w:r>
-        <w:t xml:space="preserve">Executing </w:t>
-      </w:r>
-      <w:proofErr w:type="gramStart"/>
-      <w:r>
-        <w:t>the migration</w:t>
-      </w:r>
-      <w:proofErr w:type="gramEnd"/>
-      <w:r>
-        <w:t xml:space="preserve"> in phases—such as assessment, mobilization, migration, and optimization—helps manage risks and allows for continuous improvement. Testing rollback procedures and mapping dependencies before migration can minimize downtime and prevent disruptions. Additionally, leveraging automation tools and adopting continuous integration/continuous deployment (CI/CD) pipelines can accelerate the migration process and improve reliability. Post-migration, ongoing monitoring and optimization are necessary to ensure performance, cost-efficiency, and scalability in the cloud environment</w:t>
-      </w:r>
-      <w:r>
-        <w:t>(Davis, 2023)</w:t>
-      </w:r>
-      <w:r>
-        <w:t>.</w:t>
-      </w:r>
-    </w:p>
-    <w:p>
-      <w:pPr>
-        <w:spacing w:line="480" w:lineRule="auto"/>
-        <w:ind w:firstLine="720"/>
-      </w:pPr>
-      <w:r>
+        <w:rPr>
+          <w:rFonts w:ascii="Times New Roman" w:hAnsi="Times New Roman" w:cs="Times New Roman"/>
+        </w:rPr>
+      </w:pPr>
+      <w:r>
+        <w:rPr>
+          <w:rFonts w:ascii="Times New Roman" w:hAnsi="Times New Roman" w:cs="Times New Roman"/>
+        </w:rPr>
         <w:t>Engaging skilled personnel and fostering collaboration between development, operations, and security teams also contribute significantly to successful cloud adoption</w:t>
       </w:r>
       <w:r>
-        <w:t>(Admin, 2025)</w:t>
-      </w:r>
-      <w:r>
-        <w:t>. These best practices collectively help organizations modernize legacy systems while minimizing risks and maximizing cloud benefits</w:t>
-      </w:r>
-      <w:r>
-        <w:t>.</w:t>
-      </w:r>
-    </w:p>
-    <w:p>
-      <w:pPr>
-        <w:rPr>
+        <w:rPr>
+          <w:rFonts w:ascii="Times New Roman" w:hAnsi="Times New Roman" w:cs="Times New Roman"/>
+        </w:rPr>
+        <w:t xml:space="preserve"> </w:t>
+      </w:r>
+      <w:r>
+        <w:rPr>
+          <w:rFonts w:ascii="Times New Roman" w:hAnsi="Times New Roman" w:cs="Times New Roman"/>
+        </w:rPr>
+        <w:t>(</w:t>
+      </w:r>
+      <w:r>
+        <w:rPr>
+          <w:rFonts w:ascii="Times New Roman" w:hAnsi="Times New Roman" w:cs="Times New Roman"/>
+        </w:rPr>
+        <w:t>Rishabh Software</w:t>
+      </w:r>
+      <w:r>
+        <w:rPr>
+          <w:rFonts w:ascii="Times New Roman" w:hAnsi="Times New Roman" w:cs="Times New Roman"/>
+        </w:rPr>
+        <w:t>, 2025). These best practices collectively help organizations modernize legacy systems while minimizing risks and maximizing cloud benefits.</w:t>
+      </w:r>
+    </w:p>
+    <w:p>
+      <w:pPr>
+        <w:pStyle w:val="ListParagraph"/>
+        <w:numPr>
+          <w:ilvl w:val="0"/>
+          <w:numId w:val="12"/>
+        </w:numPr>
+        <w:rPr>
+          <w:rFonts w:ascii="Times New Roman" w:hAnsi="Times New Roman" w:cs="Times New Roman"/>
           <w:b/>
           <w:bCs/>
         </w:rPr>
       </w:pPr>
       <w:r>
         <w:rPr>
+          <w:rFonts w:ascii="Times New Roman" w:hAnsi="Times New Roman" w:cs="Times New Roman"/>
           <w:b/>
           <w:bCs/>
         </w:rPr>
@@ -377,45 +635,90 @@
       <w:pPr>
         <w:spacing w:line="480" w:lineRule="auto"/>
         <w:ind w:firstLine="720"/>
-      </w:pPr>
-      <w:r>
+        <w:rPr>
+          <w:rFonts w:ascii="Times New Roman" w:hAnsi="Times New Roman" w:cs="Times New Roman"/>
+        </w:rPr>
+      </w:pPr>
+      <w:r>
+        <w:rPr>
+          <w:rFonts w:ascii="Times New Roman" w:hAnsi="Times New Roman" w:cs="Times New Roman"/>
+        </w:rPr>
         <w:t>The role of the architect in moving an application to the cloud is pivotal and multifaceted, encompassing the entire migration lifecycle from initial assessment to post-migration optimization. A cloud architect or solution architect is responsible for designing and overseeing the cloud strategy to ensure it aligns with the organization’s business goals, technical requirements, and security standards</w:t>
       </w:r>
       <w:r>
-        <w:t>(Ciuffo et al, 2024)</w:t>
-      </w:r>
-      <w:r>
-        <w:t xml:space="preserve">. They evaluate the existing legacy systems, identify dependencies, and select appropriate migration </w:t>
-      </w:r>
-      <w:r>
-        <w:lastRenderedPageBreak/>
-        <w:t xml:space="preserve">strategies—whether rehosting, </w:t>
-      </w:r>
-      <w:proofErr w:type="spellStart"/>
-      <w:r>
-        <w:t>replatforming</w:t>
-      </w:r>
-      <w:proofErr w:type="spellEnd"/>
-      <w:r>
-        <w:t>, or refactoring—to optimize performance and cost-efficiency in the cloud environment.</w:t>
+        <w:rPr>
+          <w:rFonts w:ascii="Times New Roman" w:hAnsi="Times New Roman" w:cs="Times New Roman"/>
+        </w:rPr>
+        <w:t xml:space="preserve"> </w:t>
+      </w:r>
+      <w:r>
+        <w:rPr>
+          <w:rFonts w:ascii="Times New Roman" w:hAnsi="Times New Roman" w:cs="Times New Roman"/>
+        </w:rPr>
+        <w:t>(Ciuffo et al</w:t>
+      </w:r>
+      <w:r>
+        <w:rPr>
+          <w:rFonts w:ascii="Times New Roman" w:hAnsi="Times New Roman" w:cs="Times New Roman"/>
+        </w:rPr>
+        <w:t>.</w:t>
+      </w:r>
+      <w:r>
+        <w:rPr>
+          <w:rFonts w:ascii="Times New Roman" w:hAnsi="Times New Roman" w:cs="Times New Roman"/>
+        </w:rPr>
+        <w:t>, 2024). They evaluate the existing legacy systems, identify dependencies, and select appropriate migration strategies</w:t>
+      </w:r>
+      <w:r>
+        <w:rPr>
+          <w:rFonts w:ascii="Times New Roman" w:hAnsi="Times New Roman" w:cs="Times New Roman"/>
+        </w:rPr>
+        <w:t xml:space="preserve">, </w:t>
+      </w:r>
+      <w:r>
+        <w:rPr>
+          <w:rFonts w:ascii="Times New Roman" w:hAnsi="Times New Roman" w:cs="Times New Roman"/>
+        </w:rPr>
+        <w:t>whether rehosting, replatforming, or refactoring</w:t>
+      </w:r>
+      <w:r>
+        <w:rPr>
+          <w:rFonts w:ascii="Times New Roman" w:hAnsi="Times New Roman" w:cs="Times New Roman"/>
+        </w:rPr>
+        <w:t xml:space="preserve">, </w:t>
+      </w:r>
+      <w:r>
+        <w:rPr>
+          <w:rFonts w:ascii="Times New Roman" w:hAnsi="Times New Roman" w:cs="Times New Roman"/>
+        </w:rPr>
+        <w:t>to optimize performance and cost-efficiency in the cloud environment.</w:t>
       </w:r>
     </w:p>
     <w:p>
       <w:pPr>
         <w:spacing w:line="480" w:lineRule="auto"/>
         <w:ind w:firstLine="720"/>
-      </w:pPr>
-      <w:r>
+        <w:rPr>
+          <w:rFonts w:ascii="Times New Roman" w:hAnsi="Times New Roman" w:cs="Times New Roman"/>
+        </w:rPr>
+      </w:pPr>
+      <w:r>
+        <w:rPr>
+          <w:rFonts w:ascii="Times New Roman" w:hAnsi="Times New Roman" w:cs="Times New Roman"/>
+        </w:rPr>
         <w:t>Additionally, architects address critical concerns such as data security, compliance, scalability, and integration with other systems. They coordinate with various stakeholders, including development, operations, and security teams, to ensure smooth execution and risk mitigation throughout the migration process</w:t>
       </w:r>
       <w:r>
-        <w:t>(White, 2024)</w:t>
-      </w:r>
-      <w:r>
-        <w:t>. Post-migration, architects continue to monitor and refine the cloud infrastructure to leverage cloud-native features fully and support ongoing business needs. Their expertise is essential for balancing technical feasibility with strategic business objectives, ultimately driving successful cloud adoption</w:t>
-      </w:r>
-      <w:r>
-        <w:t>.</w:t>
+        <w:rPr>
+          <w:rFonts w:ascii="Times New Roman" w:hAnsi="Times New Roman" w:cs="Times New Roman"/>
+        </w:rPr>
+        <w:t xml:space="preserve"> </w:t>
+      </w:r>
+      <w:r>
+        <w:rPr>
+          <w:rFonts w:ascii="Times New Roman" w:hAnsi="Times New Roman" w:cs="Times New Roman"/>
+        </w:rPr>
+        <w:t>(White, 2024). Post-migration, architects continue to monitor and refine the cloud infrastructure to leverage cloud-native features fully and support ongoing business needs. Their expertise is essential for balancing technical feasibility with strategic business objectives, ultimately driving successful cloud adoption.</w:t>
       </w:r>
     </w:p>
     <w:p>
@@ -423,152 +726,327 @@
         <w:spacing w:line="480" w:lineRule="auto"/>
         <w:jc w:val="center"/>
         <w:rPr>
+          <w:rFonts w:ascii="Times New Roman" w:hAnsi="Times New Roman" w:cs="Times New Roman"/>
           <w:b/>
           <w:bCs/>
         </w:rPr>
       </w:pPr>
       <w:r>
         <w:rPr>
+          <w:rFonts w:ascii="Times New Roman" w:hAnsi="Times New Roman" w:cs="Times New Roman"/>
           <w:b/>
           <w:bCs/>
         </w:rPr>
+        <w:lastRenderedPageBreak/>
         <w:t>Part 2: Research on DevOps and SecOps</w:t>
       </w:r>
     </w:p>
     <w:p>
       <w:pPr>
-        <w:rPr>
+        <w:pStyle w:val="ListParagraph"/>
+        <w:numPr>
+          <w:ilvl w:val="0"/>
+          <w:numId w:val="11"/>
+        </w:numPr>
+        <w:rPr>
+          <w:rFonts w:ascii="Times New Roman" w:hAnsi="Times New Roman" w:cs="Times New Roman"/>
           <w:b/>
           <w:bCs/>
         </w:rPr>
       </w:pPr>
       <w:r>
         <w:rPr>
+          <w:rFonts w:ascii="Times New Roman" w:hAnsi="Times New Roman" w:cs="Times New Roman"/>
           <w:b/>
           <w:bCs/>
         </w:rPr>
-        <w:t xml:space="preserve">What </w:t>
-      </w:r>
-      <w:proofErr w:type="gramStart"/>
-      <w:r>
-        <w:rPr>
+        <w:t>What are DevOps and SecOps?</w:t>
+      </w:r>
+    </w:p>
+    <w:p>
+      <w:pPr>
+        <w:spacing w:line="480" w:lineRule="auto"/>
+        <w:ind w:firstLine="720"/>
+        <w:rPr>
+          <w:rFonts w:ascii="Times New Roman" w:hAnsi="Times New Roman" w:cs="Times New Roman"/>
+        </w:rPr>
+      </w:pPr>
+      <w:r>
+        <w:rPr>
+          <w:rFonts w:ascii="Times New Roman" w:hAnsi="Times New Roman" w:cs="Times New Roman"/>
+        </w:rPr>
+        <w:t>DevOps and SecOps are two important practices in modern IT and software development that focus on improving collaboration and efficiency but with different emphases. DevOps, short for Development and Operations, is a cultural and technical approach that aims to unify software development (Dev) and IT operations (Ops) teams. Its goal is to shorten the development lifecycle, increase deployment frequency, and deliver high-quality software through automation, continuous integration, and continuous delivery (CI/CD)</w:t>
+      </w:r>
+      <w:r>
+        <w:rPr>
+          <w:rFonts w:ascii="Times New Roman" w:hAnsi="Times New Roman" w:cs="Times New Roman"/>
+        </w:rPr>
+        <w:t xml:space="preserve"> </w:t>
+      </w:r>
+      <w:r>
+        <w:rPr>
+          <w:rFonts w:ascii="Times New Roman" w:hAnsi="Times New Roman" w:cs="Times New Roman"/>
+        </w:rPr>
+        <w:t>(Shiff, 2020). DevOps fosters collaboration between developers and operations to streamline building, testing, and releasing software efficiently.</w:t>
+      </w:r>
+    </w:p>
+    <w:p>
+      <w:pPr>
+        <w:spacing w:line="480" w:lineRule="auto"/>
+        <w:ind w:firstLine="720"/>
+        <w:rPr>
+          <w:rFonts w:ascii="Times New Roman" w:hAnsi="Times New Roman" w:cs="Times New Roman"/>
+        </w:rPr>
+      </w:pPr>
+      <w:r>
+        <w:rPr>
+          <w:rFonts w:ascii="Times New Roman" w:hAnsi="Times New Roman" w:cs="Times New Roman"/>
+        </w:rPr>
+        <w:t>SecOps, or Security Operations, focuses on integrating security practices into IT operations to protect systems and data from threats. It involves continuous monitoring, incident response, vulnerability management, and ensuring compliance with security policies</w:t>
+      </w:r>
+      <w:r>
+        <w:rPr>
+          <w:rFonts w:ascii="Times New Roman" w:hAnsi="Times New Roman" w:cs="Times New Roman"/>
+        </w:rPr>
+        <w:t xml:space="preserve"> </w:t>
+      </w:r>
+      <w:r>
+        <w:rPr>
+          <w:rFonts w:ascii="Times New Roman" w:hAnsi="Times New Roman" w:cs="Times New Roman"/>
+        </w:rPr>
+        <w:t>(RedHat, 2019). SecOps teams work to embed security controls and practices into operational workflows to reduce risks and respond quickly to security incidents.</w:t>
+      </w:r>
+    </w:p>
+    <w:p>
+      <w:pPr>
+        <w:spacing w:line="480" w:lineRule="auto"/>
+        <w:ind w:firstLine="720"/>
+        <w:rPr>
+          <w:rFonts w:ascii="Times New Roman" w:hAnsi="Times New Roman" w:cs="Times New Roman"/>
+        </w:rPr>
+      </w:pPr>
+      <w:r>
+        <w:rPr>
+          <w:rFonts w:ascii="Times New Roman" w:hAnsi="Times New Roman" w:cs="Times New Roman"/>
+        </w:rPr>
+        <w:t>An evolved concept combining these two is DevSecOps, which integrates security directly into the DevOps process, making security a shared responsibility across development, operations, and security teams. This approach promotes building security into every phase of the software development lifecycle rather than treating it as an afterthought, enabling faster and safer software delivery</w:t>
+      </w:r>
+      <w:r>
+        <w:rPr>
+          <w:rFonts w:ascii="Times New Roman" w:hAnsi="Times New Roman" w:cs="Times New Roman"/>
+        </w:rPr>
+        <w:t xml:space="preserve"> </w:t>
+      </w:r>
+      <w:r>
+        <w:rPr>
+          <w:rFonts w:ascii="Times New Roman" w:hAnsi="Times New Roman" w:cs="Times New Roman"/>
+        </w:rPr>
+        <w:t>(Microsoft, n.d.).</w:t>
+      </w:r>
+    </w:p>
+    <w:p>
+      <w:pPr>
+        <w:pStyle w:val="ListParagraph"/>
+        <w:numPr>
+          <w:ilvl w:val="0"/>
+          <w:numId w:val="11"/>
+        </w:numPr>
+        <w:rPr>
+          <w:rFonts w:ascii="Times New Roman" w:hAnsi="Times New Roman" w:cs="Times New Roman"/>
           <w:b/>
           <w:bCs/>
         </w:rPr>
-        <w:t>are</w:t>
-      </w:r>
-      <w:proofErr w:type="gramEnd"/>
-      <w:r>
-        <w:rPr>
+      </w:pPr>
+      <w:r>
+        <w:rPr>
+          <w:rFonts w:ascii="Times New Roman" w:hAnsi="Times New Roman" w:cs="Times New Roman"/>
           <w:b/>
           <w:bCs/>
         </w:rPr>
-        <w:t xml:space="preserve"> DevOps and SecOps?</w:t>
+        <w:t>What impact do they have on software design and software architecture?</w:t>
       </w:r>
     </w:p>
     <w:p>
       <w:pPr>
         <w:spacing w:line="480" w:lineRule="auto"/>
         <w:ind w:firstLine="720"/>
-      </w:pPr>
-      <w:r>
-        <w:t xml:space="preserve">DevOps and SecOps are two important practices in modern IT and software development that focus on improving collaboration and efficiency but with different emphases. DevOps, short for Development and Operations, is a cultural and technical approach that aims to unify software development (Dev) and IT operations (Ops) teams. Its goal is to shorten the </w:t>
-      </w:r>
-      <w:proofErr w:type="gramStart"/>
-      <w:r>
-        <w:t>development</w:t>
-      </w:r>
-      <w:proofErr w:type="gramEnd"/>
-      <w:r>
-        <w:t xml:space="preserve"> </w:t>
-      </w:r>
-      <w:proofErr w:type="gramStart"/>
-      <w:r>
-        <w:t>lifecycle</w:t>
-      </w:r>
-      <w:proofErr w:type="gramEnd"/>
-      <w:r>
-        <w:t>, increase deployment frequency, and deliver high-quality software through automation, continuous integration, and continuous delivery (CI/CD)</w:t>
-      </w:r>
-      <w:r>
-        <w:t>(Shiff, 2020)</w:t>
-      </w:r>
-      <w:r>
-        <w:t>. DevOps fosters collaboration between developers and operations to streamline building, testing, and releasing software efficiently.</w:t>
+        <w:rPr>
+          <w:rFonts w:ascii="Times New Roman" w:hAnsi="Times New Roman" w:cs="Times New Roman"/>
+        </w:rPr>
+      </w:pPr>
+      <w:r>
+        <w:rPr>
+          <w:rFonts w:ascii="Times New Roman" w:hAnsi="Times New Roman" w:cs="Times New Roman"/>
+        </w:rPr>
+        <w:t xml:space="preserve">DevOps and SecOps have a profound impact on software design and software architecture by fostering a culture of collaboration, automation, and security integration </w:t>
+      </w:r>
+      <w:r>
+        <w:rPr>
+          <w:rFonts w:ascii="Times New Roman" w:hAnsi="Times New Roman" w:cs="Times New Roman"/>
+        </w:rPr>
+        <w:lastRenderedPageBreak/>
+        <w:t>throughout the development lifecycle</w:t>
+      </w:r>
+      <w:r>
+        <w:rPr>
+          <w:rFonts w:ascii="Times New Roman" w:hAnsi="Times New Roman" w:cs="Times New Roman"/>
+        </w:rPr>
+        <w:t xml:space="preserve"> </w:t>
+      </w:r>
+      <w:r>
+        <w:rPr>
+          <w:rFonts w:ascii="Times New Roman" w:hAnsi="Times New Roman" w:cs="Times New Roman"/>
+        </w:rPr>
+        <w:t>(Architecture On, 2024). DevOps encourages designing software architectures that support continuous integration and continuous delivery (CI/CD), enabling rapid and reliable deployment cycles. This often leads to modular, microservices-based architectures that facilitate independent development, testing, and deployment of components, enhancing scalability and maintainability</w:t>
+      </w:r>
+      <w:r>
+        <w:rPr>
+          <w:rFonts w:ascii="Times New Roman" w:hAnsi="Times New Roman" w:cs="Times New Roman"/>
+        </w:rPr>
+        <w:t xml:space="preserve"> </w:t>
+      </w:r>
+      <w:r>
+        <w:rPr>
+          <w:rFonts w:ascii="Times New Roman" w:hAnsi="Times New Roman" w:cs="Times New Roman"/>
+        </w:rPr>
+        <w:t>(Linskens, 2024).</w:t>
       </w:r>
     </w:p>
     <w:p>
       <w:pPr>
         <w:spacing w:line="480" w:lineRule="auto"/>
         <w:ind w:firstLine="720"/>
-      </w:pPr>
-      <w:r>
-        <w:lastRenderedPageBreak/>
-        <w:t>SecOps, or Security Operations, focuses on integrating security practices into IT operations to protect systems and data from threats. It involves continuous monitoring, incident response, vulnerability management, and ensuring compliance with security policies</w:t>
-      </w:r>
-      <w:r>
-        <w:t>(RedHat, 2019)</w:t>
-      </w:r>
-      <w:r>
-        <w:t>. SecOps teams work to embed security controls and practices into operational workflows to reduce risks and respond quickly to security incidents.</w:t>
-      </w:r>
-    </w:p>
-    <w:p>
-      <w:pPr>
-        <w:spacing w:line="480" w:lineRule="auto"/>
-        <w:ind w:firstLine="720"/>
-      </w:pPr>
-      <w:r>
-        <w:t xml:space="preserve">An evolved concept combining these two is </w:t>
-      </w:r>
-      <w:proofErr w:type="spellStart"/>
-      <w:r>
-        <w:t>DevSecOps</w:t>
-      </w:r>
-      <w:proofErr w:type="spellEnd"/>
-      <w:r>
-        <w:t>, which integrates security directly into the DevOps process, making security a shared responsibility across development, operations, and security teams. This approach promotes building security into every phase of the software development lifecycle rather than treating it as an afterthought, enabling faster and safer software delivery</w:t>
-      </w:r>
-      <w:r>
-        <w:t>(Microsoft, n.d.)</w:t>
-      </w:r>
-      <w:r>
+        <w:rPr>
+          <w:rFonts w:ascii="Times New Roman" w:hAnsi="Times New Roman" w:cs="Times New Roman"/>
+        </w:rPr>
+      </w:pPr>
+      <w:r>
+        <w:rPr>
+          <w:rFonts w:ascii="Times New Roman" w:hAnsi="Times New Roman" w:cs="Times New Roman"/>
+        </w:rPr>
+        <w:t>SecOps, and its evolved form DevSecOps, integrate security considerations directly into the software design and architecture. This means security is no longer an afterthought but a fundamental aspect embedded from the initial design phase through to deployment and operations. By automating security testing and vulnerability assessments within the CI/CD pipeline, DevSecOps helps identify and mitigate risks early, improving software reliability and reducing the attack surface</w:t>
+      </w:r>
+      <w:r>
+        <w:rPr>
+          <w:rFonts w:ascii="Times New Roman" w:hAnsi="Times New Roman" w:cs="Times New Roman"/>
+        </w:rPr>
+        <w:t xml:space="preserve"> </w:t>
+      </w:r>
+      <w:r>
+        <w:rPr>
+          <w:rFonts w:ascii="Times New Roman" w:hAnsi="Times New Roman" w:cs="Times New Roman"/>
+        </w:rPr>
+        <w:t>(Mwangi, 2024). This integration influences architectural decisions such as adopting secure coding practices, implementing robust access controls, and designing for compliance and auditability</w:t>
+      </w:r>
+      <w:r>
+        <w:rPr>
+          <w:rFonts w:ascii="Times New Roman" w:hAnsi="Times New Roman" w:cs="Times New Roman"/>
+        </w:rPr>
+        <w:t xml:space="preserve"> </w:t>
+      </w:r>
+      <w:r>
+        <w:rPr>
+          <w:rFonts w:ascii="Times New Roman" w:hAnsi="Times New Roman" w:cs="Times New Roman"/>
+        </w:rPr>
+        <w:t>(Naimisha, 2019).</w:t>
+      </w:r>
+      <w:r>
+        <w:rPr>
+          <w:rFonts w:ascii="Times New Roman" w:hAnsi="Times New Roman" w:cs="Times New Roman"/>
+        </w:rPr>
+        <w:t xml:space="preserve"> </w:t>
+      </w:r>
+      <w:r>
+        <w:rPr>
+          <w:rFonts w:ascii="Times New Roman" w:hAnsi="Times New Roman" w:cs="Times New Roman"/>
+        </w:rPr>
+        <w:t>Together, DevOps and SecOps drive architectures that are not only agile and scalable but also resilient and secure, aligning technical design with business goals of rapid innovation and risk management</w:t>
+      </w:r>
+      <w:r>
+        <w:rPr>
+          <w:rFonts w:ascii="Times New Roman" w:hAnsi="Times New Roman" w:cs="Times New Roman"/>
+        </w:rPr>
         <w:t>.</w:t>
       </w:r>
     </w:p>
     <w:p>
       <w:pPr>
-        <w:rPr>
+        <w:pStyle w:val="ListParagraph"/>
+        <w:numPr>
+          <w:ilvl w:val="0"/>
+          <w:numId w:val="11"/>
+        </w:numPr>
+        <w:spacing w:line="480" w:lineRule="auto"/>
+        <w:rPr>
+          <w:rFonts w:ascii="Times New Roman" w:hAnsi="Times New Roman" w:cs="Times New Roman"/>
           <w:b/>
           <w:bCs/>
         </w:rPr>
       </w:pPr>
       <w:r>
         <w:rPr>
+          <w:rFonts w:ascii="Times New Roman" w:hAnsi="Times New Roman" w:cs="Times New Roman"/>
           <w:b/>
           <w:bCs/>
         </w:rPr>
-        <w:t>What impact do they have on software design and software architecture?</w:t>
+        <w:t>Given a web application or back-end services application, what would need to be considered to support DevOps and SecOps?</w:t>
       </w:r>
     </w:p>
     <w:p>
       <w:pPr>
         <w:spacing w:line="480" w:lineRule="auto"/>
         <w:ind w:firstLine="720"/>
-      </w:pPr>
-      <w:r>
-        <w:t>DevOps and SecOps have a profound impact on software design and software architecture by fostering a culture of collaboration, automation, and security integration throughout the development lifecycle</w:t>
-      </w:r>
-      <w:r>
-        <w:t>(Architecture On, 2024)</w:t>
-      </w:r>
-      <w:r>
-        <w:t>. DevOps encourages designing software architectures that support continuous integration and continuous delivery (CI/CD), enabling rapid and reliable deployment cycles. This often leads to modular, microservices-based architectures that facilitate independent development, testing, and deployment of components, enhancing scalability and maintainability</w:t>
-      </w:r>
-      <w:r>
-        <w:t>(Linskens, 2024)</w:t>
-      </w:r>
-      <w:r>
+        <w:rPr>
+          <w:rFonts w:ascii="Times New Roman" w:hAnsi="Times New Roman" w:cs="Times New Roman"/>
+        </w:rPr>
+      </w:pPr>
+      <w:r>
+        <w:rPr>
+          <w:rFonts w:ascii="Times New Roman" w:hAnsi="Times New Roman" w:cs="Times New Roman"/>
+        </w:rPr>
+        <w:t>To support DevOps and SecOps effectively in a web application or back-end services application, several key considerations must be addressed to ensure seamless integration of development, operations, and security practices. First, automation plays a critical role; implementing automated testing, continuous integration/continuous deployment (CI/CD) pipelines, and automated security scanning helps reduce human error, accelerate delivery, and identify vulnerabilities early in the development lifecycle</w:t>
+      </w:r>
+      <w:r>
+        <w:rPr>
+          <w:rFonts w:ascii="Times New Roman" w:hAnsi="Times New Roman" w:cs="Times New Roman"/>
+        </w:rPr>
+        <w:t xml:space="preserve"> </w:t>
+      </w:r>
+      <w:r>
+        <w:rPr>
+          <w:rFonts w:ascii="Times New Roman" w:hAnsi="Times New Roman" w:cs="Times New Roman"/>
+        </w:rPr>
+        <w:t>(Oracle, 2025)</w:t>
+      </w:r>
+      <w:r>
+        <w:rPr>
+          <w:rFonts w:ascii="Times New Roman" w:hAnsi="Times New Roman" w:cs="Times New Roman"/>
+        </w:rPr>
+        <w:t xml:space="preserve">. Security must be </w:t>
+      </w:r>
+      <w:r>
+        <w:rPr>
+          <w:rFonts w:ascii="Times New Roman" w:hAnsi="Times New Roman" w:cs="Times New Roman"/>
+        </w:rPr>
+        <w:lastRenderedPageBreak/>
+        <w:t>embedded as a shared responsibility across teams, with clear governance and adherence to organizational security and compliance policies to prevent gaps and ensure consistent enforcement</w:t>
+      </w:r>
+      <w:r>
+        <w:rPr>
+          <w:rFonts w:ascii="Times New Roman" w:hAnsi="Times New Roman" w:cs="Times New Roman"/>
+        </w:rPr>
+        <w:t xml:space="preserve"> </w:t>
+      </w:r>
+      <w:r>
+        <w:rPr>
+          <w:rFonts w:ascii="Times New Roman" w:hAnsi="Times New Roman" w:cs="Times New Roman"/>
+        </w:rPr>
+        <w:t>(Fortinet, n.d.)</w:t>
+      </w:r>
+      <w:r>
+        <w:rPr>
+          <w:rFonts w:ascii="Times New Roman" w:hAnsi="Times New Roman" w:cs="Times New Roman"/>
+        </w:rPr>
         <w:t>.</w:t>
       </w:r>
     </w:p>
@@ -576,64 +1054,50 @@
       <w:pPr>
         <w:spacing w:line="480" w:lineRule="auto"/>
         <w:ind w:firstLine="720"/>
-      </w:pPr>
-      <w:r>
-        <w:t xml:space="preserve">SecOps, and </w:t>
-      </w:r>
-      <w:proofErr w:type="gramStart"/>
-      <w:r>
-        <w:t>its</w:t>
-      </w:r>
-      <w:proofErr w:type="gramEnd"/>
-      <w:r>
-        <w:t xml:space="preserve"> evolved </w:t>
-      </w:r>
-      <w:proofErr w:type="spellStart"/>
-      <w:r>
-        <w:t>form</w:t>
-      </w:r>
-      <w:proofErr w:type="spellEnd"/>
-      <w:r>
-        <w:t xml:space="preserve"> </w:t>
-      </w:r>
-      <w:proofErr w:type="spellStart"/>
-      <w:r>
-        <w:t>DevSecOps</w:t>
-      </w:r>
-      <w:proofErr w:type="spellEnd"/>
-      <w:r>
-        <w:t xml:space="preserve">, integrate security considerations directly into the software design and architecture. This means security is no longer an </w:t>
-      </w:r>
-      <w:proofErr w:type="gramStart"/>
-      <w:r>
-        <w:t>afterthought</w:t>
-      </w:r>
-      <w:proofErr w:type="gramEnd"/>
-      <w:r>
-        <w:t xml:space="preserve"> </w:t>
-      </w:r>
-      <w:r>
-        <w:lastRenderedPageBreak/>
-        <w:t xml:space="preserve">but a fundamental aspect embedded from the initial design phase through to deployment and operations. By automating security testing and vulnerability assessments within the CI/CD pipeline, </w:t>
-      </w:r>
-      <w:proofErr w:type="spellStart"/>
-      <w:r>
-        <w:t>DevSecOps</w:t>
-      </w:r>
-      <w:proofErr w:type="spellEnd"/>
-      <w:r>
-        <w:t xml:space="preserve"> helps identify and mitigate risks early, improving software reliability and reducing the attack surface</w:t>
-      </w:r>
-      <w:r>
-        <w:t>(Mwangi, 2024)</w:t>
-      </w:r>
-      <w:r>
-        <w:t>. This integration influences architectural decisions such as adopting secure coding practices, implementing robust access controls, and designing for compliance and auditability</w:t>
-      </w:r>
-      <w:r>
-        <w:t>(Naimisha, 2019)</w:t>
-      </w:r>
-      <w:r>
+        <w:rPr>
+          <w:rFonts w:ascii="Times New Roman" w:hAnsi="Times New Roman" w:cs="Times New Roman"/>
+        </w:rPr>
+      </w:pPr>
+      <w:r>
+        <w:rPr>
+          <w:rFonts w:ascii="Times New Roman" w:hAnsi="Times New Roman" w:cs="Times New Roman"/>
+        </w:rPr>
+        <w:t>Additionally, robust monitoring and logging are essential to detect and respond to security incidents and operational issues in real-time. This includes integrating security information and event management (SIEM) tools and leveraging analytics to proactively manage risks</w:t>
+      </w:r>
+      <w:r>
+        <w:rPr>
+          <w:rFonts w:ascii="Times New Roman" w:hAnsi="Times New Roman" w:cs="Times New Roman"/>
+        </w:rPr>
+        <w:t xml:space="preserve"> </w:t>
+      </w:r>
+      <w:r>
+        <w:rPr>
+          <w:rFonts w:ascii="Times New Roman" w:hAnsi="Times New Roman" w:cs="Times New Roman"/>
+        </w:rPr>
+        <w:t>(Cortex, 2024)</w:t>
+      </w:r>
+      <w:r>
+        <w:rPr>
+          <w:rFonts w:ascii="Times New Roman" w:hAnsi="Times New Roman" w:cs="Times New Roman"/>
+        </w:rPr>
+        <w:t>. Infrastructure as Code (IaC) practices should be adopted to maintain consistency, repeatability, and security in infrastructure provisioning. Collaboration and communication between development, operations, and security teams must be fostered to break down silos and align goals, ensuring that security is not an afterthought but an integral part of the software delivery process</w:t>
+      </w:r>
+      <w:r>
+        <w:rPr>
+          <w:rFonts w:ascii="Times New Roman" w:hAnsi="Times New Roman" w:cs="Times New Roman"/>
+        </w:rPr>
+        <w:t xml:space="preserve"> </w:t>
+      </w:r>
+      <w:r>
+        <w:rPr>
+          <w:rFonts w:ascii="Times New Roman" w:hAnsi="Times New Roman" w:cs="Times New Roman"/>
+        </w:rPr>
+        <w:t>(Cycode Team, 2026)</w:t>
+      </w:r>
+      <w:r>
+        <w:rPr>
+          <w:rFonts w:ascii="Times New Roman" w:hAnsi="Times New Roman" w:cs="Times New Roman"/>
+        </w:rPr>
         <w:t>.</w:t>
       </w:r>
     </w:p>
@@ -641,829 +1105,1355 @@
       <w:pPr>
         <w:spacing w:line="480" w:lineRule="auto"/>
         <w:ind w:firstLine="720"/>
-      </w:pPr>
-      <w:r>
-        <w:t>Together, DevOps and SecOps drive architectures that are not only agile and scalable but also resilient and secure, aligning technical design with business goals of rapid innovation and risk management</w:t>
-      </w:r>
-    </w:p>
-    <w:p>
-      <w:pPr>
-        <w:rPr>
+        <w:rPr>
+          <w:rFonts w:ascii="Times New Roman" w:hAnsi="Times New Roman" w:cs="Times New Roman"/>
+        </w:rPr>
+      </w:pPr>
+      <w:r>
+        <w:rPr>
+          <w:rFonts w:ascii="Times New Roman" w:hAnsi="Times New Roman" w:cs="Times New Roman"/>
+        </w:rPr>
+        <w:t>Finally, continuous education and training for all stakeholders on the latest security threats, compliance requirements, and DevOps best practices are vital to maintain a resilient and secure environment. These considerations collectively enable organizations to build secure, scalable, and reliable applications while maintaining agility and speed in delivery</w:t>
+      </w:r>
+    </w:p>
+    <w:p>
+      <w:pPr>
+        <w:spacing w:line="480" w:lineRule="auto"/>
+        <w:jc w:val="center"/>
+        <w:rPr>
+          <w:rFonts w:ascii="Times New Roman" w:hAnsi="Times New Roman" w:cs="Times New Roman"/>
           <w:b/>
           <w:bCs/>
         </w:rPr>
       </w:pPr>
       <w:r>
         <w:rPr>
+          <w:rFonts w:ascii="Times New Roman" w:hAnsi="Times New Roman" w:cs="Times New Roman"/>
           <w:b/>
           <w:bCs/>
         </w:rPr>
-        <w:t>Given a web application or back-end services application, what would need to be considered to support DevOps and SecOps?</w:t>
-      </w:r>
-    </w:p>
-    <w:p>
-      <w:pPr>
-        <w:spacing w:line="480" w:lineRule="auto"/>
-        <w:ind w:firstLine="720"/>
-      </w:pPr>
-      <w:r>
-        <w:t>To support DevOps and SecOps effectively in a web application or back-end services application, several key considerations must be addressed to ensure seamless integration of development, operations, and security practices. First, automation plays a critical role; implementing automated testing, continuous integration/continuous deployment (CI/CD) pipelines, and automated security scanning helps reduce human error, accelerate delivery, and identify vulnerabilities early in the development lifecycle</w:t>
-      </w:r>
-      <w:r>
-        <w:t>(Oracle, 2025)</w:t>
-      </w:r>
-      <w:r>
-        <w:t>. Security must be embedded as a shared responsibility across teams, with clear governance and adherence to organizational security and compliance policies to prevent gaps and ensure consistent enforcement</w:t>
-      </w:r>
-      <w:r>
-        <w:t>(Fortinet, n.d.)</w:t>
-      </w:r>
-      <w:r>
-        <w:t>.</w:t>
-      </w:r>
-    </w:p>
-    <w:p>
-      <w:pPr>
-        <w:spacing w:line="480" w:lineRule="auto"/>
-        <w:ind w:firstLine="720"/>
-      </w:pPr>
-      <w:r>
-        <w:t xml:space="preserve">Additionally, robust monitoring and logging are essential to detect and respond to security incidents and operational issues in real-time. This includes integrating security </w:t>
-      </w:r>
-      <w:r>
-        <w:lastRenderedPageBreak/>
-        <w:t>information and event management (SIEM) tools and leveraging analytics to proactively manage risks</w:t>
-      </w:r>
-      <w:r>
-        <w:t>(Cortex, 2024)</w:t>
-      </w:r>
-      <w:r>
-        <w:t>. Infrastructure as Code (</w:t>
-      </w:r>
-      <w:proofErr w:type="spellStart"/>
-      <w:r>
-        <w:t>IaC</w:t>
-      </w:r>
-      <w:proofErr w:type="spellEnd"/>
-      <w:r>
-        <w:t>) practices should be adopted to maintain consistency, repeatability, and security in infrastructure provisioning. Collaboration and communication between development, operations, and security teams must be fostered to break down silos and align goals, ensuring that security is not an afterthought but an integral part of the software delivery process</w:t>
-      </w:r>
-      <w:r>
-        <w:t>(</w:t>
-      </w:r>
-      <w:proofErr w:type="spellStart"/>
-      <w:r>
-        <w:t>Cycode</w:t>
-      </w:r>
-      <w:proofErr w:type="spellEnd"/>
-      <w:r>
-        <w:t xml:space="preserve"> Team, 2026)</w:t>
-      </w:r>
-      <w:r>
-        <w:t>.</w:t>
-      </w:r>
-    </w:p>
-    <w:p>
-      <w:pPr>
-        <w:spacing w:line="480" w:lineRule="auto"/>
-        <w:ind w:firstLine="720"/>
-      </w:pPr>
-      <w:r>
-        <w:t>Finally, continuous education and training for all stakeholders on the latest security threats, compliance requirements, and DevOps best practices are vital to maintain a resilient and secure environment. These considerations collectively enable organizations to build secure, scalable, and reliable applications while maintaining agility and speed in delivery</w:t>
-      </w:r>
-    </w:p>
-    <w:p>
-      <w:pPr>
-        <w:spacing w:line="480" w:lineRule="auto"/>
-        <w:jc w:val="center"/>
-        <w:rPr>
+        <w:t>Part 3: Research Question from the Textbook</w:t>
+      </w:r>
+    </w:p>
+    <w:p>
+      <w:pPr>
+        <w:spacing w:line="480" w:lineRule="auto"/>
+        <w:rPr>
+          <w:rFonts w:ascii="Times New Roman" w:hAnsi="Times New Roman" w:cs="Times New Roman"/>
           <w:b/>
           <w:bCs/>
         </w:rPr>
       </w:pPr>
       <w:r>
         <w:rPr>
+          <w:rFonts w:ascii="Times New Roman" w:hAnsi="Times New Roman" w:cs="Times New Roman"/>
           <w:b/>
           <w:bCs/>
         </w:rPr>
-        <w:t>Part 3: Research Question from the Textbook</w:t>
-      </w:r>
-    </w:p>
-    <w:p>
-      <w:pPr>
-        <w:spacing w:line="480" w:lineRule="auto"/>
-        <w:rPr>
+        <w:t>In some projects, deployability is an important quality attribute that measures how easy it is to get a new version of the system into the hands of its users. This might mean a trip to your auto dealer or transmitting updates over the internet. It also includes the time it takes to install the update once it arrives. In projects that measure deployability separately, should the cost of a modification stop when the new version is ready to ship? Justify your answer</w:t>
+      </w:r>
+    </w:p>
+    <w:p>
+      <w:pPr>
+        <w:spacing w:line="480" w:lineRule="auto"/>
+        <w:ind w:firstLine="720"/>
+        <w:rPr>
+          <w:rFonts w:ascii="Times New Roman" w:hAnsi="Times New Roman" w:cs="Times New Roman"/>
+        </w:rPr>
+      </w:pPr>
+      <w:r>
+        <w:rPr>
+          <w:rFonts w:ascii="Times New Roman" w:hAnsi="Times New Roman" w:cs="Times New Roman"/>
+        </w:rPr>
+        <w:lastRenderedPageBreak/>
+        <w:t>In projects where deployability is considered a distinct quality attribute, the cost of a modification should not stop when the new version is merely ready to ship. Deployability encompasses not only the preparation of the software update but also the entire process of delivering, installing, and making the new version operational for end users. This includes the logistics of distribution</w:t>
+      </w:r>
+      <w:r>
+        <w:rPr>
+          <w:rFonts w:ascii="Times New Roman" w:hAnsi="Times New Roman" w:cs="Times New Roman"/>
+        </w:rPr>
+        <w:t xml:space="preserve"> </w:t>
+      </w:r>
+      <w:r>
+        <w:rPr>
+          <w:rFonts w:ascii="Times New Roman" w:hAnsi="Times New Roman" w:cs="Times New Roman"/>
+        </w:rPr>
+        <w:t>whether physical, such as a trip to an auto dealer, or digital, such as transmitting updates over the internet</w:t>
+      </w:r>
+      <w:r>
+        <w:rPr>
+          <w:rFonts w:ascii="Times New Roman" w:hAnsi="Times New Roman" w:cs="Times New Roman"/>
+        </w:rPr>
+        <w:t xml:space="preserve">, </w:t>
+      </w:r>
+      <w:r>
+        <w:rPr>
+          <w:rFonts w:ascii="Times New Roman" w:hAnsi="Times New Roman" w:cs="Times New Roman"/>
+        </w:rPr>
+        <w:t>and the time and resources required to install and verify the update on user systems. Ignoring these post-development costs can lead to underestimating the true effort and expense involved in delivering value to users</w:t>
+      </w:r>
+      <w:r>
+        <w:rPr>
+          <w:rFonts w:ascii="Times New Roman" w:hAnsi="Times New Roman" w:cs="Times New Roman"/>
+        </w:rPr>
+        <w:t xml:space="preserve"> </w:t>
+      </w:r>
+      <w:r>
+        <w:rPr>
+          <w:rFonts w:ascii="Times New Roman" w:hAnsi="Times New Roman" w:cs="Times New Roman"/>
+        </w:rPr>
+        <w:t>(Bass et al</w:t>
+      </w:r>
+      <w:r>
+        <w:rPr>
+          <w:rFonts w:ascii="Times New Roman" w:hAnsi="Times New Roman" w:cs="Times New Roman"/>
+        </w:rPr>
+        <w:t>.</w:t>
+      </w:r>
+      <w:r>
+        <w:rPr>
+          <w:rFonts w:ascii="Times New Roman" w:hAnsi="Times New Roman" w:cs="Times New Roman"/>
+        </w:rPr>
+        <w:t>, 2021)</w:t>
+      </w:r>
+      <w:r>
+        <w:rPr>
+          <w:rFonts w:ascii="Times New Roman" w:hAnsi="Times New Roman" w:cs="Times New Roman"/>
+        </w:rPr>
+        <w:t>. Therefore, the total cost of a modification must include deployment activities, such as packaging, distribution, installation, rollback mechanisms, and user support during the update process. This holistic view ensures that the software remains maintainable and that updates can be delivered efficiently and reliably, which is critical for user satisfaction and operational continuity</w:t>
+      </w:r>
+      <w:r>
+        <w:rPr>
+          <w:rFonts w:ascii="Times New Roman" w:hAnsi="Times New Roman" w:cs="Times New Roman"/>
+        </w:rPr>
+        <w:t>(ISO, 2011)</w:t>
+      </w:r>
+      <w:r>
+        <w:rPr>
+          <w:rFonts w:ascii="Times New Roman" w:hAnsi="Times New Roman" w:cs="Times New Roman"/>
+        </w:rPr>
+        <w:t>. In essence, deployability impacts not only technical considerations but also business and operational costs, making it essential to account for these factors beyond the point of readiness to ship</w:t>
+      </w:r>
+      <w:r>
+        <w:rPr>
+          <w:rFonts w:ascii="Times New Roman" w:hAnsi="Times New Roman" w:cs="Times New Roman"/>
+        </w:rPr>
+        <w:t>.</w:t>
+      </w:r>
+    </w:p>
+    <w:p>
+      <w:pPr>
+        <w:rPr>
+          <w:rFonts w:ascii="Times New Roman" w:hAnsi="Times New Roman" w:cs="Times New Roman"/>
           <w:b/>
           <w:bCs/>
         </w:rPr>
       </w:pPr>
-      <w:r>
-        <w:rPr>
+    </w:p>
+    <w:p>
+      <w:pPr>
+        <w:rPr>
+          <w:rFonts w:ascii="Times New Roman" w:hAnsi="Times New Roman" w:cs="Times New Roman"/>
           <w:b/>
           <w:bCs/>
         </w:rPr>
-        <w:t xml:space="preserve">In some projects, </w:t>
-      </w:r>
-      <w:proofErr w:type="spellStart"/>
-      <w:r>
-        <w:rPr>
+      </w:pPr>
+    </w:p>
+    <w:p>
+      <w:pPr>
+        <w:rPr>
+          <w:rFonts w:ascii="Times New Roman" w:hAnsi="Times New Roman" w:cs="Times New Roman"/>
           <w:b/>
           <w:bCs/>
         </w:rPr>
-        <w:t>deployability</w:t>
-      </w:r>
-      <w:proofErr w:type="spellEnd"/>
-      <w:r>
-        <w:rPr>
+      </w:pPr>
+    </w:p>
+    <w:p>
+      <w:pPr>
+        <w:rPr>
+          <w:rFonts w:ascii="Times New Roman" w:hAnsi="Times New Roman" w:cs="Times New Roman"/>
           <w:b/>
           <w:bCs/>
         </w:rPr>
-        <w:t xml:space="preserve"> is an important quality attribute that measures how easy it is to get a new version of the system into the hands of its users. This might mean a trip to your auto dealer or transmitting updates over the internet. It also includes the time it takes to install the update once it arrives. In projects that measure </w:t>
-      </w:r>
-      <w:proofErr w:type="spellStart"/>
-      <w:r>
-        <w:rPr>
+      </w:pPr>
+    </w:p>
+    <w:p>
+      <w:pPr>
+        <w:rPr>
+          <w:rFonts w:ascii="Times New Roman" w:hAnsi="Times New Roman" w:cs="Times New Roman"/>
           <w:b/>
           <w:bCs/>
         </w:rPr>
-        <w:t>deployability</w:t>
-      </w:r>
-      <w:proofErr w:type="spellEnd"/>
-      <w:r>
-        <w:rPr>
+      </w:pPr>
+      <w:r>
+        <w:rPr>
+          <w:rFonts w:ascii="Times New Roman" w:hAnsi="Times New Roman" w:cs="Times New Roman"/>
           <w:b/>
           <w:bCs/>
         </w:rPr>
-        <w:t xml:space="preserve"> separately, should the cost of a modification stop when the new version is ready to ship? Justify your answer</w:t>
-      </w:r>
-    </w:p>
-    <w:p>
-      <w:pPr>
-        <w:spacing w:line="480" w:lineRule="auto"/>
-        <w:rPr>
+        <w:br w:type="page"/>
+      </w:r>
+    </w:p>
+    <w:p>
+      <w:pPr>
+        <w:spacing w:line="480" w:lineRule="auto"/>
+        <w:jc w:val="center"/>
+        <w:rPr>
+          <w:rFonts w:ascii="Times New Roman" w:hAnsi="Times New Roman" w:cs="Times New Roman"/>
           <w:b/>
           <w:bCs/>
         </w:rPr>
       </w:pPr>
-    </w:p>
-    <w:p>
-      <w:pPr>
-        <w:spacing w:line="480" w:lineRule="auto"/>
-      </w:pPr>
-    </w:p>
-    <w:p>
-      <w:pPr>
-        <w:spacing w:line="480" w:lineRule="auto"/>
-      </w:pPr>
-    </w:p>
-    <w:p>
-      <w:pPr>
-        <w:spacing w:line="480" w:lineRule="auto"/>
-      </w:pPr>
-    </w:p>
-    <w:p>
-      <w:pPr>
-        <w:spacing w:line="480" w:lineRule="auto"/>
-      </w:pPr>
-    </w:p>
-    <w:p>
-      <w:pPr>
-        <w:spacing w:line="480" w:lineRule="auto"/>
-      </w:pPr>
-    </w:p>
-    <w:p>
-      <w:pPr>
-        <w:spacing w:line="480" w:lineRule="auto"/>
-      </w:pPr>
-    </w:p>
-    <w:p>
-      <w:pPr>
-        <w:spacing w:line="480" w:lineRule="auto"/>
-        <w:jc w:val="center"/>
-        <w:rPr>
+      <w:r>
+        <w:rPr>
+          <w:rFonts w:ascii="Times New Roman" w:hAnsi="Times New Roman" w:cs="Times New Roman"/>
           <w:b/>
           <w:bCs/>
         </w:rPr>
-      </w:pPr>
-      <w:r>
-        <w:rPr>
-          <w:b/>
-          <w:bCs/>
-        </w:rPr>
-        <w:t>References:</w:t>
+        <w:lastRenderedPageBreak/>
+        <w:t>References</w:t>
       </w:r>
     </w:p>
     <w:p>
       <w:pPr>
         <w:spacing w:line="480" w:lineRule="auto"/>
         <w:ind w:left="720" w:hanging="720"/>
-      </w:pPr>
-      <w:proofErr w:type="spellStart"/>
-      <w:r>
-        <w:t>Althani</w:t>
-      </w:r>
-      <w:proofErr w:type="spellEnd"/>
-      <w:r>
-        <w:t xml:space="preserve">, B. (2025). Migration challenges of legacy software to the cloud: a socio-technical perspective. </w:t>
-      </w:r>
-      <w:r>
-        <w:rPr>
+        <w:rPr>
+          <w:rFonts w:ascii="Times New Roman" w:hAnsi="Times New Roman" w:cs="Times New Roman"/>
+        </w:rPr>
+      </w:pPr>
+      <w:r>
+        <w:rPr>
+          <w:rFonts w:ascii="Times New Roman" w:hAnsi="Times New Roman" w:cs="Times New Roman"/>
+        </w:rPr>
+        <w:t>Althani, B. (2025).</w:t>
+      </w:r>
+      <w:r>
+        <w:rPr>
+          <w:rFonts w:ascii="Times New Roman" w:hAnsi="Times New Roman" w:cs="Times New Roman"/>
+        </w:rPr>
+        <w:t xml:space="preserve"> </w:t>
+      </w:r>
+      <w:r>
+        <w:rPr>
+          <w:rFonts w:ascii="Times New Roman" w:hAnsi="Times New Roman" w:cs="Times New Roman"/>
           <w:i/>
           <w:iCs/>
         </w:rPr>
-        <w:t>Cogent Business &amp; Management</w:t>
-      </w:r>
-      <w:r>
-        <w:t xml:space="preserve">, </w:t>
-      </w:r>
-      <w:r>
-        <w:rPr>
+        <w:t>Migration challenges of legacy software to the cloud: A socio-technical perspective.</w:t>
+      </w:r>
+      <w:r>
+        <w:rPr>
+          <w:rFonts w:ascii="Times New Roman" w:hAnsi="Times New Roman" w:cs="Times New Roman"/>
           <w:i/>
           <w:iCs/>
         </w:rPr>
-        <w:t>12</w:t>
-      </w:r>
-      <w:r>
-        <w:t>(1). https://doi.org/10.1080/23311975.2025.2503421</w:t>
-      </w:r>
-    </w:p>
-    <w:p>
-      <w:pPr>
-        <w:spacing w:line="480" w:lineRule="auto"/>
-        <w:ind w:left="720" w:hanging="720"/>
-      </w:pPr>
-      <w:proofErr w:type="spellStart"/>
-      <w:r>
-        <w:t>Aptimized</w:t>
-      </w:r>
-      <w:proofErr w:type="spellEnd"/>
-      <w:r>
-        <w:t xml:space="preserve">. (2025, April 30). </w:t>
-      </w:r>
-      <w:r>
-        <w:rPr>
+        <w:t xml:space="preserve"> </w:t>
+      </w:r>
+      <w:r>
+        <w:rPr>
+          <w:rFonts w:ascii="Times New Roman" w:hAnsi="Times New Roman" w:cs="Times New Roman"/>
           <w:i/>
           <w:iCs/>
         </w:rPr>
-        <w:t>Discover how to modernize your IT infrastructure by moving from legacy systems to the cloud with our expert step-by-step migration guide.</w:t>
-      </w:r>
-      <w:r>
-        <w:t xml:space="preserve"> Linkedin.com. https://www.linkedin.com/pulse/from-legacy-systems-cloud-step-by-step-migration-guide-aptimized-j0o4c</w:t>
+        <w:t>Cogent Business &amp; Management, 12</w:t>
+      </w:r>
+      <w:r>
+        <w:rPr>
+          <w:rFonts w:ascii="Times New Roman" w:hAnsi="Times New Roman" w:cs="Times New Roman"/>
+        </w:rPr>
+        <w:t>(1).</w:t>
+      </w:r>
+      <w:r>
+        <w:rPr>
+          <w:rFonts w:ascii="Times New Roman" w:hAnsi="Times New Roman" w:cs="Times New Roman"/>
+        </w:rPr>
+        <w:t xml:space="preserve"> </w:t>
+      </w:r>
+      <w:hyperlink r:id="rId7" w:history="1">
+        <w:r>
+          <w:rPr>
+            <w:rStyle w:val="Hyperlink"/>
+            <w:rFonts w:ascii="Times New Roman" w:hAnsi="Times New Roman" w:cs="Times New Roman"/>
+          </w:rPr>
+          <w:t>https://doi.org/10.1080/23311975.2025.2503421</w:t>
+        </w:r>
+      </w:hyperlink>
+      <w:r>
+        <w:rPr>
+          <w:rFonts w:ascii="Times New Roman" w:hAnsi="Times New Roman" w:cs="Times New Roman"/>
+        </w:rPr>
+        <w:t xml:space="preserve"> </w:t>
       </w:r>
     </w:p>
     <w:p>
       <w:pPr>
         <w:spacing w:line="480" w:lineRule="auto"/>
         <w:ind w:left="720" w:hanging="720"/>
-      </w:pPr>
-      <w:r>
-        <w:t xml:space="preserve">Author Admin. (2025, August 28). </w:t>
-      </w:r>
-      <w:r>
-        <w:rPr>
+        <w:rPr>
+          <w:rFonts w:ascii="Times New Roman" w:hAnsi="Times New Roman" w:cs="Times New Roman"/>
+        </w:rPr>
+      </w:pPr>
+      <w:r>
+        <w:rPr>
+          <w:rFonts w:ascii="Times New Roman" w:hAnsi="Times New Roman" w:cs="Times New Roman"/>
+        </w:rPr>
+        <w:t>Aptimized. (2025, April 30).</w:t>
+      </w:r>
+      <w:r>
+        <w:rPr>
+          <w:rFonts w:ascii="Times New Roman" w:hAnsi="Times New Roman" w:cs="Times New Roman"/>
+        </w:rPr>
+        <w:t xml:space="preserve"> </w:t>
+      </w:r>
+      <w:r>
+        <w:rPr>
+          <w:rFonts w:ascii="Times New Roman" w:hAnsi="Times New Roman" w:cs="Times New Roman"/>
           <w:i/>
           <w:iCs/>
         </w:rPr>
-        <w:t>Migrating Legacy Applications to Cloud: 6-Step Process</w:t>
-      </w:r>
-      <w:r>
-        <w:t>. Rishabh Software. https://www.rishabhsoft.com/blog/legacy-application-migration-to-cloud</w:t>
-      </w:r>
-    </w:p>
-    <w:p>
-      <w:pPr>
-        <w:spacing w:line="480" w:lineRule="auto"/>
-        <w:ind w:left="720" w:hanging="720"/>
-      </w:pPr>
-      <w:r>
-        <w:t xml:space="preserve">Ciuffo, F., </w:t>
-      </w:r>
-      <w:proofErr w:type="spellStart"/>
-      <w:r>
-        <w:t>Mezzalira</w:t>
-      </w:r>
-      <w:proofErr w:type="spellEnd"/>
-      <w:r>
-        <w:t xml:space="preserve">, L., Denti, V., &amp; </w:t>
-      </w:r>
-      <w:proofErr w:type="spellStart"/>
-      <w:r>
-        <w:t>Jaupaj</w:t>
-      </w:r>
-      <w:proofErr w:type="spellEnd"/>
-      <w:r>
-        <w:t xml:space="preserve">, Z. (2024, June 26). </w:t>
-      </w:r>
-      <w:r>
-        <w:rPr>
+        <w:t>Discover how to modernize your IT infrastructure by moving from legacy systems to the cloud with our expert step-by-step migration guide.</w:t>
+      </w:r>
+      <w:r>
+        <w:rPr>
+          <w:rFonts w:ascii="Times New Roman" w:hAnsi="Times New Roman" w:cs="Times New Roman"/>
           <w:i/>
           <w:iCs/>
         </w:rPr>
-        <w:t>Let’s Architect! Migrating to the cloud with AWS | Amazon Web Services</w:t>
-      </w:r>
-      <w:r>
-        <w:t xml:space="preserve">. Amazon Web Services. </w:t>
-      </w:r>
-      <w:r>
-        <w:lastRenderedPageBreak/>
-        <w:t>https://aws.amazon.com/blogs/architecture/lets-architect-migrating-to-the-cloud-with-aws/</w:t>
-      </w:r>
+        <w:t xml:space="preserve"> </w:t>
+      </w:r>
+      <w:r>
+        <w:rPr>
+          <w:rFonts w:ascii="Times New Roman" w:hAnsi="Times New Roman" w:cs="Times New Roman"/>
+        </w:rPr>
+        <w:t>LinkedIn.</w:t>
+      </w:r>
+      <w:r>
+        <w:rPr>
+          <w:rFonts w:ascii="Times New Roman" w:hAnsi="Times New Roman" w:cs="Times New Roman"/>
+        </w:rPr>
+        <w:br/>
+      </w:r>
+      <w:hyperlink r:id="rId8" w:tgtFrame="_new" w:history="1">
+        <w:r>
+          <w:rPr>
+            <w:rStyle w:val="Hyperlink"/>
+            <w:rFonts w:ascii="Times New Roman" w:hAnsi="Times New Roman" w:cs="Times New Roman"/>
+          </w:rPr>
+          <w:t>https://www.linkedin.com/pulse/from-legacy-systems-cloud-step-by-step-migration-guide-aptimized-j0o4c</w:t>
+        </w:r>
+      </w:hyperlink>
     </w:p>
     <w:p>
       <w:pPr>
         <w:spacing w:line="480" w:lineRule="auto"/>
         <w:ind w:left="720" w:hanging="720"/>
-      </w:pPr>
-      <w:r>
-        <w:t xml:space="preserve">Cortex. (2024). DevOps Security Best Practices: 2025 Guide. </w:t>
-      </w:r>
-      <w:r>
-        <w:rPr>
+        <w:rPr>
+          <w:rFonts w:ascii="Times New Roman" w:hAnsi="Times New Roman" w:cs="Times New Roman"/>
+        </w:rPr>
+      </w:pPr>
+      <w:r>
+        <w:rPr>
+          <w:rFonts w:ascii="Times New Roman" w:hAnsi="Times New Roman" w:cs="Times New Roman"/>
+        </w:rPr>
+        <w:t>Bass, L., Clements, P., &amp; Kazman, R. (2021).</w:t>
+      </w:r>
+      <w:r>
+        <w:rPr>
+          <w:rFonts w:ascii="Times New Roman" w:hAnsi="Times New Roman" w:cs="Times New Roman"/>
+        </w:rPr>
+        <w:t xml:space="preserve"> </w:t>
+      </w:r>
+      <w:r>
+        <w:rPr>
+          <w:rFonts w:ascii="Times New Roman" w:hAnsi="Times New Roman" w:cs="Times New Roman"/>
           <w:i/>
           <w:iCs/>
         </w:rPr>
-        <w:t>Cortex</w:t>
-      </w:r>
-      <w:r>
-        <w:t>. https://doi.org/1021527/1080x568/22d6497392/devops-security-best-practices_1</w:t>
-      </w:r>
-    </w:p>
-    <w:p>
-      <w:pPr>
-        <w:spacing w:line="480" w:lineRule="auto"/>
-        <w:ind w:left="720" w:hanging="720"/>
-      </w:pPr>
-      <w:r>
-        <w:t xml:space="preserve">Davis, A. (2023, April 25). </w:t>
-      </w:r>
-      <w:r>
-        <w:rPr>
+        <w:t>Software architecture in practice.</w:t>
+      </w:r>
+      <w:r>
+        <w:rPr>
+          <w:rFonts w:ascii="Times New Roman" w:hAnsi="Times New Roman" w:cs="Times New Roman"/>
           <w:i/>
           <w:iCs/>
         </w:rPr>
-        <w:t>Migrating Legacy Applications to the Cloud: An Essential Guide</w:t>
-      </w:r>
-      <w:r>
-        <w:t>. Www.openlegacy.com. https://www.openlegacy.com/blog/migrating-legacy-applications-to-the-cloud</w:t>
+        <w:t xml:space="preserve"> </w:t>
+      </w:r>
+      <w:r>
+        <w:rPr>
+          <w:rFonts w:ascii="Times New Roman" w:hAnsi="Times New Roman" w:cs="Times New Roman"/>
+        </w:rPr>
+        <w:t>Addison-Wesley.</w:t>
       </w:r>
     </w:p>
     <w:p>
       <w:pPr>
         <w:spacing w:line="480" w:lineRule="auto"/>
         <w:ind w:left="720" w:hanging="720"/>
-      </w:pPr>
-      <w:r>
-        <w:t xml:space="preserve">Fortinet. (n.d.). </w:t>
-      </w:r>
-      <w:r>
-        <w:rPr>
+        <w:rPr>
+          <w:rFonts w:ascii="Times New Roman" w:hAnsi="Times New Roman" w:cs="Times New Roman"/>
+        </w:rPr>
+      </w:pPr>
+      <w:r>
+        <w:rPr>
+          <w:rFonts w:ascii="Times New Roman" w:hAnsi="Times New Roman" w:cs="Times New Roman"/>
+        </w:rPr>
+        <w:t>Ciuffo, F., Mezzalira, L., Denti, V., &amp; Jaupaj, Z. (2024, June 26).</w:t>
+      </w:r>
+      <w:r>
+        <w:rPr>
+          <w:rFonts w:ascii="Times New Roman" w:hAnsi="Times New Roman" w:cs="Times New Roman"/>
+        </w:rPr>
+        <w:t xml:space="preserve"> </w:t>
+      </w:r>
+      <w:r>
+        <w:rPr>
+          <w:rFonts w:ascii="Times New Roman" w:hAnsi="Times New Roman" w:cs="Times New Roman"/>
           <w:i/>
           <w:iCs/>
         </w:rPr>
-        <w:t>What Is DevOps Security? Explanation and Best Practices</w:t>
-      </w:r>
-      <w:r>
-        <w:t>. Fortinet. https://www.fortinet.com/resources/cyberglossary/devops-security</w:t>
-      </w:r>
-    </w:p>
-    <w:p>
-      <w:pPr>
-        <w:spacing w:line="480" w:lineRule="auto"/>
-        <w:ind w:left="720" w:hanging="720"/>
-      </w:pPr>
-      <w:r>
-        <w:t xml:space="preserve">Hexa Corp. (2025, January 20). </w:t>
-      </w:r>
-      <w:r>
-        <w:rPr>
+        <w:t>Let’s architect! Migrating to the cloud with AWS.</w:t>
+      </w:r>
+      <w:r>
+        <w:rPr>
+          <w:rFonts w:ascii="Times New Roman" w:hAnsi="Times New Roman" w:cs="Times New Roman"/>
           <w:i/>
           <w:iCs/>
         </w:rPr>
-        <w:t>Top 9 Challenges in Migrating Legacy Applications to the Cloud &amp; How to Overcome Them</w:t>
-      </w:r>
-      <w:r>
-        <w:t xml:space="preserve">. </w:t>
-      </w:r>
-      <w:proofErr w:type="spellStart"/>
-      <w:r>
-        <w:t>HexaCorp</w:t>
-      </w:r>
-      <w:proofErr w:type="spellEnd"/>
-      <w:r>
-        <w:t>. https://hexacorp.com/migrating-legacy-applications-to-cloud/</w:t>
-      </w:r>
+        <w:t xml:space="preserve"> </w:t>
+      </w:r>
+      <w:r>
+        <w:rPr>
+          <w:rFonts w:ascii="Times New Roman" w:hAnsi="Times New Roman" w:cs="Times New Roman"/>
+        </w:rPr>
+        <w:t>Amazon Web Services.</w:t>
+      </w:r>
+      <w:r>
+        <w:rPr>
+          <w:rFonts w:ascii="Times New Roman" w:hAnsi="Times New Roman" w:cs="Times New Roman"/>
+        </w:rPr>
+        <w:t xml:space="preserve"> </w:t>
+      </w:r>
+      <w:hyperlink r:id="rId9" w:tgtFrame="_new" w:history="1">
+        <w:r>
+          <w:rPr>
+            <w:rStyle w:val="Hyperlink"/>
+            <w:rFonts w:ascii="Times New Roman" w:hAnsi="Times New Roman" w:cs="Times New Roman"/>
+          </w:rPr>
+          <w:t>https://aws.amazon.com/blogs/architecture/lets-architect-migrating-to-the-cloud-with-aws/</w:t>
+        </w:r>
+      </w:hyperlink>
     </w:p>
     <w:p>
       <w:pPr>
         <w:spacing w:line="480" w:lineRule="auto"/>
         <w:ind w:left="720" w:hanging="720"/>
-      </w:pPr>
-      <w:r>
-        <w:t xml:space="preserve">Karl, T. (2025, September 15). </w:t>
-      </w:r>
-      <w:r>
-        <w:rPr>
+        <w:rPr>
+          <w:rFonts w:ascii="Times New Roman" w:hAnsi="Times New Roman" w:cs="Times New Roman"/>
+        </w:rPr>
+      </w:pPr>
+      <w:r>
+        <w:rPr>
+          <w:rFonts w:ascii="Times New Roman" w:hAnsi="Times New Roman" w:cs="Times New Roman"/>
+        </w:rPr>
+        <w:t>Cortex. (2024).</w:t>
+      </w:r>
+      <w:r>
+        <w:rPr>
+          <w:rFonts w:ascii="Times New Roman" w:hAnsi="Times New Roman" w:cs="Times New Roman"/>
+        </w:rPr>
+        <w:t xml:space="preserve"> </w:t>
+      </w:r>
+      <w:r>
+        <w:rPr>
+          <w:rFonts w:ascii="Times New Roman" w:hAnsi="Times New Roman" w:cs="Times New Roman"/>
           <w:i/>
           <w:iCs/>
         </w:rPr>
-        <w:t>How to Move Legacy Apps to the Cloud Without Breaking Them</w:t>
-      </w:r>
-      <w:r>
-        <w:t>. New Horizons. https://www.newhorizons.com/resources/blog/how-to-move-legacy-apps-to-the-cloud-without-breaking-them</w:t>
-      </w:r>
-    </w:p>
-    <w:p>
-      <w:pPr>
-        <w:spacing w:line="480" w:lineRule="auto"/>
-        <w:ind w:left="720" w:hanging="720"/>
-      </w:pPr>
-      <w:r>
-        <w:t xml:space="preserve">Linskens, A. (2024, February 9). </w:t>
-      </w:r>
-      <w:r>
-        <w:rPr>
+        <w:t>DevOps security best practices: 2025 guide.</w:t>
+      </w:r>
+      <w:r>
+        <w:rPr>
+          <w:rFonts w:ascii="Times New Roman" w:hAnsi="Times New Roman" w:cs="Times New Roman"/>
           <w:i/>
           <w:iCs/>
         </w:rPr>
-        <w:t xml:space="preserve">How DevOps evolved into </w:t>
-      </w:r>
-      <w:proofErr w:type="spellStart"/>
-      <w:r>
-        <w:rPr>
+        <w:t xml:space="preserve"> </w:t>
+      </w:r>
+      <w:r>
+        <w:rPr>
+          <w:rFonts w:ascii="Times New Roman" w:hAnsi="Times New Roman" w:cs="Times New Roman"/>
+        </w:rPr>
+        <w:t>Cortex.</w:t>
+      </w:r>
+    </w:p>
+    <w:p>
+      <w:pPr>
+        <w:spacing w:line="480" w:lineRule="auto"/>
+        <w:ind w:left="720" w:hanging="720"/>
+        <w:rPr>
+          <w:rFonts w:ascii="Times New Roman" w:hAnsi="Times New Roman" w:cs="Times New Roman"/>
+        </w:rPr>
+      </w:pPr>
+      <w:r>
+        <w:rPr>
+          <w:rFonts w:ascii="Times New Roman" w:hAnsi="Times New Roman" w:cs="Times New Roman"/>
+        </w:rPr>
+        <w:t>Davis, A. (2023, April 25).</w:t>
+      </w:r>
+      <w:r>
+        <w:rPr>
+          <w:rFonts w:ascii="Times New Roman" w:hAnsi="Times New Roman" w:cs="Times New Roman"/>
+        </w:rPr>
+        <w:t xml:space="preserve"> </w:t>
+      </w:r>
+      <w:r>
+        <w:rPr>
+          <w:rFonts w:ascii="Times New Roman" w:hAnsi="Times New Roman" w:cs="Times New Roman"/>
           <w:i/>
           <w:iCs/>
         </w:rPr>
-        <w:t>DevSecOps</w:t>
-      </w:r>
-      <w:proofErr w:type="spellEnd"/>
-      <w:r>
-        <w:rPr>
+        <w:t>Migrating legacy applications to the cloud: An essential guide.</w:t>
+      </w:r>
+      <w:r>
+        <w:rPr>
+          <w:rFonts w:ascii="Times New Roman" w:hAnsi="Times New Roman" w:cs="Times New Roman"/>
+        </w:rPr>
+        <w:br/>
+        <w:t>OpenLegacy.</w:t>
+      </w:r>
+      <w:r>
+        <w:rPr>
+          <w:rFonts w:ascii="Times New Roman" w:hAnsi="Times New Roman" w:cs="Times New Roman"/>
+        </w:rPr>
+        <w:t xml:space="preserve"> </w:t>
+      </w:r>
+      <w:hyperlink r:id="rId10" w:tgtFrame="_new" w:history="1">
+        <w:r>
+          <w:rPr>
+            <w:rStyle w:val="Hyperlink"/>
+            <w:rFonts w:ascii="Times New Roman" w:hAnsi="Times New Roman" w:cs="Times New Roman"/>
+          </w:rPr>
+          <w:t>https://www.openlegacy.com/blog/migrating-legacy-applications-to-the-cloud</w:t>
+        </w:r>
+      </w:hyperlink>
+    </w:p>
+    <w:p>
+      <w:pPr>
+        <w:spacing w:line="480" w:lineRule="auto"/>
+        <w:ind w:left="720" w:hanging="720"/>
+        <w:rPr>
+          <w:rFonts w:ascii="Times New Roman" w:hAnsi="Times New Roman" w:cs="Times New Roman"/>
+        </w:rPr>
+      </w:pPr>
+      <w:r>
+        <w:rPr>
+          <w:rFonts w:ascii="Times New Roman" w:hAnsi="Times New Roman" w:cs="Times New Roman"/>
+        </w:rPr>
+        <w:t>Fortinet. (n.d.).</w:t>
+      </w:r>
+      <w:r>
+        <w:rPr>
+          <w:rFonts w:ascii="Times New Roman" w:hAnsi="Times New Roman" w:cs="Times New Roman"/>
+        </w:rPr>
+        <w:t xml:space="preserve"> </w:t>
+      </w:r>
+      <w:r>
+        <w:rPr>
+          <w:rFonts w:ascii="Times New Roman" w:hAnsi="Times New Roman" w:cs="Times New Roman"/>
           <w:i/>
           <w:iCs/>
         </w:rPr>
-        <w:t>: Embracing security in software development</w:t>
-      </w:r>
-      <w:r>
-        <w:t xml:space="preserve">. Sonatype.com; </w:t>
-      </w:r>
-      <w:proofErr w:type="spellStart"/>
-      <w:r>
-        <w:t>Sonatype</w:t>
-      </w:r>
-      <w:proofErr w:type="spellEnd"/>
-      <w:r>
-        <w:t>. https://www.sonatype.com/blog/how-devops-evolved-into-devsecops-embracing-security-in-software-development</w:t>
-      </w:r>
+        <w:t>What is DevOps security? Explanation and best practices.</w:t>
+      </w:r>
+      <w:r>
+        <w:rPr>
+          <w:rFonts w:ascii="Times New Roman" w:hAnsi="Times New Roman" w:cs="Times New Roman"/>
+        </w:rPr>
+        <w:br/>
+      </w:r>
+      <w:hyperlink r:id="rId11" w:tgtFrame="_new" w:history="1">
+        <w:r>
+          <w:rPr>
+            <w:rStyle w:val="Hyperlink"/>
+            <w:rFonts w:ascii="Times New Roman" w:hAnsi="Times New Roman" w:cs="Times New Roman"/>
+          </w:rPr>
+          <w:t>https://www.fortinet.com/resources/cyberglossary/devops-security</w:t>
+        </w:r>
+      </w:hyperlink>
     </w:p>
     <w:p>
       <w:pPr>
         <w:spacing w:line="480" w:lineRule="auto"/>
         <w:ind w:left="720" w:hanging="720"/>
-      </w:pPr>
-      <w:r>
-        <w:lastRenderedPageBreak/>
-        <w:t xml:space="preserve">Microsoft. (n.d.). </w:t>
-      </w:r>
-      <w:r>
-        <w:rPr>
+        <w:rPr>
+          <w:rFonts w:ascii="Times New Roman" w:hAnsi="Times New Roman" w:cs="Times New Roman"/>
+        </w:rPr>
+      </w:pPr>
+      <w:r>
+        <w:rPr>
+          <w:rFonts w:ascii="Times New Roman" w:hAnsi="Times New Roman" w:cs="Times New Roman"/>
+        </w:rPr>
+        <w:t>Hexa Corp. (2025, January 20).</w:t>
+      </w:r>
+      <w:r>
+        <w:rPr>
+          <w:rFonts w:ascii="Times New Roman" w:hAnsi="Times New Roman" w:cs="Times New Roman"/>
+        </w:rPr>
+        <w:t xml:space="preserve"> </w:t>
+      </w:r>
+      <w:r>
+        <w:rPr>
+          <w:rFonts w:ascii="Times New Roman" w:hAnsi="Times New Roman" w:cs="Times New Roman"/>
           <w:i/>
           <w:iCs/>
         </w:rPr>
-        <w:t xml:space="preserve">What Is </w:t>
-      </w:r>
-      <w:proofErr w:type="spellStart"/>
-      <w:r>
-        <w:rPr>
+        <w:t>Top 9 challenges in migrating legacy applications to the cloud &amp; how to overcome them.</w:t>
+      </w:r>
+      <w:r>
+        <w:rPr>
+          <w:rFonts w:ascii="Times New Roman" w:hAnsi="Times New Roman" w:cs="Times New Roman"/>
           <w:i/>
           <w:iCs/>
         </w:rPr>
-        <w:t>DevSecOps</w:t>
-      </w:r>
-      <w:proofErr w:type="spellEnd"/>
-      <w:r>
-        <w:rPr>
+        <w:t xml:space="preserve"> </w:t>
+      </w:r>
+      <w:r>
+        <w:rPr>
+          <w:rFonts w:ascii="Times New Roman" w:hAnsi="Times New Roman" w:cs="Times New Roman"/>
+        </w:rPr>
+        <w:t>HexaCorp.</w:t>
+      </w:r>
+      <w:r>
+        <w:rPr>
+          <w:rFonts w:ascii="Times New Roman" w:hAnsi="Times New Roman" w:cs="Times New Roman"/>
+        </w:rPr>
+        <w:t xml:space="preserve"> </w:t>
+      </w:r>
+      <w:hyperlink r:id="rId12" w:tgtFrame="_new" w:history="1">
+        <w:r>
+          <w:rPr>
+            <w:rStyle w:val="Hyperlink"/>
+            <w:rFonts w:ascii="Times New Roman" w:hAnsi="Times New Roman" w:cs="Times New Roman"/>
+          </w:rPr>
+          <w:t>https://hexacorp.com/migrating-legacy-applications-to-cloud/</w:t>
+        </w:r>
+      </w:hyperlink>
+    </w:p>
+    <w:p>
+      <w:pPr>
+        <w:spacing w:line="480" w:lineRule="auto"/>
+        <w:ind w:left="720" w:hanging="720"/>
+        <w:rPr>
+          <w:rFonts w:ascii="Times New Roman" w:hAnsi="Times New Roman" w:cs="Times New Roman"/>
+        </w:rPr>
+      </w:pPr>
+      <w:r>
+        <w:rPr>
+          <w:rFonts w:ascii="Times New Roman" w:hAnsi="Times New Roman" w:cs="Times New Roman"/>
+        </w:rPr>
+        <w:lastRenderedPageBreak/>
+        <w:t>International Organization for Standardization. (2011).</w:t>
+      </w:r>
+      <w:r>
+        <w:rPr>
+          <w:rFonts w:ascii="Times New Roman" w:hAnsi="Times New Roman" w:cs="Times New Roman"/>
+        </w:rPr>
+        <w:t xml:space="preserve"> </w:t>
+      </w:r>
+      <w:r>
+        <w:rPr>
+          <w:rFonts w:ascii="Times New Roman" w:hAnsi="Times New Roman" w:cs="Times New Roman"/>
           <w:i/>
           <w:iCs/>
         </w:rPr>
-        <w:t>? Definition and Best Practices | Microsoft Security</w:t>
-      </w:r>
-      <w:r>
-        <w:t>. Www.microsoft.com. https://www.microsoft.com/en-us/security/business/security-101/what-is-devsecops</w:t>
-      </w:r>
-    </w:p>
-    <w:p>
-      <w:pPr>
-        <w:spacing w:line="480" w:lineRule="auto"/>
-        <w:ind w:left="720" w:hanging="720"/>
-      </w:pPr>
-      <w:r>
-        <w:t xml:space="preserve">Mwangi, J. (2024, December 8). </w:t>
-      </w:r>
-      <w:r>
-        <w:rPr>
+        <w:t>ISO/IEC 25010:2011 systems and software engineering—Systems and software quality requirements and evaluation (SQuaRE)—System and software quality models.</w:t>
+      </w:r>
+      <w:r>
+        <w:rPr>
+          <w:rFonts w:ascii="Times New Roman" w:hAnsi="Times New Roman" w:cs="Times New Roman"/>
           <w:i/>
           <w:iCs/>
         </w:rPr>
-        <w:t>The Impact of DevOps on Modern Software Development</w:t>
-      </w:r>
-      <w:r>
-        <w:t xml:space="preserve">. </w:t>
-      </w:r>
-      <w:proofErr w:type="spellStart"/>
-      <w:r>
-        <w:t>Cysparks</w:t>
-      </w:r>
-      <w:proofErr w:type="spellEnd"/>
-      <w:r>
-        <w:t>. https://www.cysparkstechnologies.com/post/the-impact-of-devops-on-modern-software-development</w:t>
-      </w:r>
+        <w:t xml:space="preserve"> </w:t>
+      </w:r>
+      <w:hyperlink r:id="rId13" w:history="1">
+        <w:r>
+          <w:rPr>
+            <w:rStyle w:val="Hyperlink"/>
+            <w:rFonts w:ascii="Times New Roman" w:hAnsi="Times New Roman" w:cs="Times New Roman"/>
+          </w:rPr>
+          <w:t>https://www.iso.org/standard/35733.html</w:t>
+        </w:r>
+      </w:hyperlink>
     </w:p>
     <w:p>
       <w:pPr>
         <w:spacing w:line="480" w:lineRule="auto"/>
         <w:ind w:left="720" w:hanging="720"/>
-      </w:pPr>
-      <w:r>
-        <w:t xml:space="preserve">Naimisha. (2019, October 22). </w:t>
-      </w:r>
-      <w:r>
-        <w:rPr>
+        <w:rPr>
+          <w:rFonts w:ascii="Times New Roman" w:hAnsi="Times New Roman" w:cs="Times New Roman"/>
+        </w:rPr>
+      </w:pPr>
+      <w:r>
+        <w:rPr>
+          <w:rFonts w:ascii="Times New Roman" w:hAnsi="Times New Roman" w:cs="Times New Roman"/>
+        </w:rPr>
+        <w:t>Karl, T. (2025, September 15).</w:t>
+      </w:r>
+      <w:r>
+        <w:rPr>
+          <w:rFonts w:ascii="Times New Roman" w:hAnsi="Times New Roman" w:cs="Times New Roman"/>
+        </w:rPr>
+        <w:t xml:space="preserve"> </w:t>
+      </w:r>
+      <w:r>
+        <w:rPr>
+          <w:rFonts w:ascii="Times New Roman" w:hAnsi="Times New Roman" w:cs="Times New Roman"/>
           <w:i/>
           <w:iCs/>
         </w:rPr>
-        <w:t xml:space="preserve">What is </w:t>
-      </w:r>
-      <w:proofErr w:type="spellStart"/>
-      <w:r>
-        <w:rPr>
+        <w:t>How to move legacy apps to the cloud without breaking them.</w:t>
+      </w:r>
+      <w:r>
+        <w:rPr>
+          <w:rFonts w:ascii="Times New Roman" w:hAnsi="Times New Roman" w:cs="Times New Roman"/>
+        </w:rPr>
+        <w:br/>
+        <w:t>New Horizons.</w:t>
+      </w:r>
+      <w:r>
+        <w:rPr>
+          <w:rFonts w:ascii="Times New Roman" w:hAnsi="Times New Roman" w:cs="Times New Roman"/>
+        </w:rPr>
+        <w:t xml:space="preserve"> </w:t>
+      </w:r>
+      <w:hyperlink r:id="rId14" w:tgtFrame="_new" w:history="1">
+        <w:r>
+          <w:rPr>
+            <w:rStyle w:val="Hyperlink"/>
+            <w:rFonts w:ascii="Times New Roman" w:hAnsi="Times New Roman" w:cs="Times New Roman"/>
+          </w:rPr>
+          <w:t>https://www.newhorizons.com/resources/blog/how-to-move-legacy-apps-to-the-cloud-without-breaking-them</w:t>
+        </w:r>
+      </w:hyperlink>
+    </w:p>
+    <w:p>
+      <w:pPr>
+        <w:spacing w:line="480" w:lineRule="auto"/>
+        <w:ind w:left="720" w:hanging="720"/>
+        <w:rPr>
+          <w:rFonts w:ascii="Times New Roman" w:hAnsi="Times New Roman" w:cs="Times New Roman"/>
+        </w:rPr>
+      </w:pPr>
+      <w:r>
+        <w:rPr>
+          <w:rFonts w:ascii="Times New Roman" w:hAnsi="Times New Roman" w:cs="Times New Roman"/>
+        </w:rPr>
+        <w:t>Linskens, A. (2024, February 9).</w:t>
+      </w:r>
+      <w:r>
+        <w:rPr>
+          <w:rFonts w:ascii="Times New Roman" w:hAnsi="Times New Roman" w:cs="Times New Roman"/>
+        </w:rPr>
+        <w:t xml:space="preserve"> </w:t>
+      </w:r>
+      <w:r>
+        <w:rPr>
+          <w:rFonts w:ascii="Times New Roman" w:hAnsi="Times New Roman" w:cs="Times New Roman"/>
           <w:i/>
           <w:iCs/>
         </w:rPr>
-        <w:t>DevSecOps</w:t>
-      </w:r>
-      <w:proofErr w:type="spellEnd"/>
-      <w:r>
-        <w:rPr>
+        <w:t>How DevOps evolved into DevSecOps: Embracing security in software development.</w:t>
+      </w:r>
+      <w:r>
+        <w:rPr>
+          <w:rFonts w:ascii="Times New Roman" w:hAnsi="Times New Roman" w:cs="Times New Roman"/>
           <w:i/>
           <w:iCs/>
         </w:rPr>
-        <w:t xml:space="preserve"> and its Role in DevOps Architecture</w:t>
-      </w:r>
-      <w:r>
-        <w:t xml:space="preserve">. </w:t>
-      </w:r>
-      <w:proofErr w:type="spellStart"/>
-      <w:r>
-        <w:t>WeSecureApp</w:t>
-      </w:r>
-      <w:proofErr w:type="spellEnd"/>
-      <w:r>
-        <w:t xml:space="preserve"> :: Securing Offensively. https://wesecureapp.com/blog/what-is-devsecops-and-its-role-in-devops-architecture/</w:t>
-      </w:r>
+        <w:t xml:space="preserve"> </w:t>
+      </w:r>
+      <w:r>
+        <w:rPr>
+          <w:rFonts w:ascii="Times New Roman" w:hAnsi="Times New Roman" w:cs="Times New Roman"/>
+        </w:rPr>
+        <w:t>Sonatype.</w:t>
+      </w:r>
+      <w:r>
+        <w:rPr>
+          <w:rFonts w:ascii="Times New Roman" w:hAnsi="Times New Roman" w:cs="Times New Roman"/>
+        </w:rPr>
+        <w:t xml:space="preserve"> </w:t>
+      </w:r>
+      <w:hyperlink r:id="rId15" w:tgtFrame="_new" w:history="1">
+        <w:r>
+          <w:rPr>
+            <w:rStyle w:val="Hyperlink"/>
+            <w:rFonts w:ascii="Times New Roman" w:hAnsi="Times New Roman" w:cs="Times New Roman"/>
+          </w:rPr>
+          <w:t>https://www.sonatype.com/blog/how-devops-evolved-into-devsecops-embracing-security-in-software-development</w:t>
+        </w:r>
+      </w:hyperlink>
     </w:p>
     <w:p>
       <w:pPr>
         <w:spacing w:line="480" w:lineRule="auto"/>
         <w:ind w:left="720" w:hanging="720"/>
-      </w:pPr>
-      <w:r>
-        <w:t xml:space="preserve">On, A. (2024, June 15). </w:t>
-      </w:r>
-      <w:r>
-        <w:rPr>
+        <w:rPr>
+          <w:rFonts w:ascii="Times New Roman" w:hAnsi="Times New Roman" w:cs="Times New Roman"/>
+        </w:rPr>
+      </w:pPr>
+      <w:r>
+        <w:rPr>
+          <w:rFonts w:ascii="Times New Roman" w:hAnsi="Times New Roman" w:cs="Times New Roman"/>
+        </w:rPr>
+        <w:t>Microsoft. (n.d.).</w:t>
+      </w:r>
+      <w:r>
+        <w:rPr>
+          <w:rFonts w:ascii="Times New Roman" w:hAnsi="Times New Roman" w:cs="Times New Roman"/>
+        </w:rPr>
+        <w:t xml:space="preserve"> </w:t>
+      </w:r>
+      <w:r>
+        <w:rPr>
+          <w:rFonts w:ascii="Times New Roman" w:hAnsi="Times New Roman" w:cs="Times New Roman"/>
           <w:i/>
           <w:iCs/>
         </w:rPr>
-        <w:t xml:space="preserve">The integration of security into the development and operations processes has become imperative. This approach, known as </w:t>
-      </w:r>
-      <w:proofErr w:type="spellStart"/>
-      <w:r>
-        <w:rPr>
+        <w:t>What is DevSecOps? Definition and best practices.</w:t>
+      </w:r>
+      <w:r>
+        <w:rPr>
+          <w:rFonts w:ascii="Times New Roman" w:hAnsi="Times New Roman" w:cs="Times New Roman"/>
+        </w:rPr>
+        <w:br/>
+      </w:r>
+      <w:hyperlink r:id="rId16" w:tgtFrame="_new" w:history="1">
+        <w:r>
+          <w:rPr>
+            <w:rStyle w:val="Hyperlink"/>
+            <w:rFonts w:ascii="Times New Roman" w:hAnsi="Times New Roman" w:cs="Times New Roman"/>
+          </w:rPr>
+          <w:t>https://www.microsoft.com/en-us/security/business/security-101/what-is-devsecops</w:t>
+        </w:r>
+      </w:hyperlink>
+    </w:p>
+    <w:p>
+      <w:pPr>
+        <w:spacing w:line="480" w:lineRule="auto"/>
+        <w:ind w:left="720" w:hanging="720"/>
+        <w:rPr>
+          <w:rFonts w:ascii="Times New Roman" w:hAnsi="Times New Roman" w:cs="Times New Roman"/>
+        </w:rPr>
+      </w:pPr>
+      <w:r>
+        <w:rPr>
+          <w:rFonts w:ascii="Times New Roman" w:hAnsi="Times New Roman" w:cs="Times New Roman"/>
+        </w:rPr>
+        <w:t>Mwangi, J. (2024, December 8).</w:t>
+      </w:r>
+      <w:r>
+        <w:rPr>
+          <w:rFonts w:ascii="Times New Roman" w:hAnsi="Times New Roman" w:cs="Times New Roman"/>
+        </w:rPr>
+        <w:t xml:space="preserve"> </w:t>
+      </w:r>
+      <w:r>
+        <w:rPr>
+          <w:rFonts w:ascii="Times New Roman" w:hAnsi="Times New Roman" w:cs="Times New Roman"/>
           <w:i/>
           <w:iCs/>
         </w:rPr>
-        <w:t>DevSecOps</w:t>
-      </w:r>
-      <w:proofErr w:type="spellEnd"/>
-      <w:r>
-        <w:rPr>
+        <w:t>The impact of DevOps on modern software development.</w:t>
+      </w:r>
+      <w:r>
+        <w:rPr>
+          <w:rFonts w:ascii="Times New Roman" w:hAnsi="Times New Roman" w:cs="Times New Roman"/>
+        </w:rPr>
+        <w:br/>
+        <w:t>CySparks Technologies.</w:t>
+      </w:r>
+      <w:r>
+        <w:rPr>
+          <w:rFonts w:ascii="Times New Roman" w:hAnsi="Times New Roman" w:cs="Times New Roman"/>
+        </w:rPr>
+        <w:t xml:space="preserve"> </w:t>
+      </w:r>
+      <w:hyperlink r:id="rId17" w:tgtFrame="_new" w:history="1">
+        <w:r>
+          <w:rPr>
+            <w:rStyle w:val="Hyperlink"/>
+            <w:rFonts w:ascii="Times New Roman" w:hAnsi="Times New Roman" w:cs="Times New Roman"/>
+          </w:rPr>
+          <w:t>https://www.cysparkstechnologies.com/post/the-impact-of-devops-on-modern-software-development</w:t>
+        </w:r>
+      </w:hyperlink>
+    </w:p>
+    <w:p>
+      <w:pPr>
+        <w:spacing w:line="480" w:lineRule="auto"/>
+        <w:ind w:left="720" w:hanging="720"/>
+        <w:rPr>
+          <w:rFonts w:ascii="Times New Roman" w:hAnsi="Times New Roman" w:cs="Times New Roman"/>
+        </w:rPr>
+      </w:pPr>
+      <w:r>
+        <w:rPr>
+          <w:rFonts w:ascii="Times New Roman" w:hAnsi="Times New Roman" w:cs="Times New Roman"/>
+        </w:rPr>
+        <w:t>Naimisha. (2019, October 22).</w:t>
+      </w:r>
+      <w:r>
+        <w:rPr>
+          <w:rFonts w:ascii="Times New Roman" w:hAnsi="Times New Roman" w:cs="Times New Roman"/>
+        </w:rPr>
+        <w:t xml:space="preserve"> </w:t>
+      </w:r>
+      <w:r>
+        <w:rPr>
+          <w:rFonts w:ascii="Times New Roman" w:hAnsi="Times New Roman" w:cs="Times New Roman"/>
           <w:i/>
           <w:iCs/>
         </w:rPr>
-        <w:t>, embeds security practices within the DevOps pipeline, ensuring that security is an integral part of the entire software development lifecycle.</w:t>
-      </w:r>
-      <w:r>
-        <w:t xml:space="preserve"> Linkedin.com. https://www.linkedin.com/pulse/importance-devsecops-modern-software-architecture-vintageglobal-3ldge</w:t>
-      </w:r>
+        <w:t>What is DevSecOps and its role in DevOps architecture.</w:t>
+      </w:r>
+      <w:r>
+        <w:rPr>
+          <w:rFonts w:ascii="Times New Roman" w:hAnsi="Times New Roman" w:cs="Times New Roman"/>
+        </w:rPr>
+        <w:br/>
+        <w:t>WeSecureApp.</w:t>
+      </w:r>
+      <w:r>
+        <w:rPr>
+          <w:rFonts w:ascii="Times New Roman" w:hAnsi="Times New Roman" w:cs="Times New Roman"/>
+        </w:rPr>
+        <w:t xml:space="preserve"> </w:t>
+      </w:r>
+      <w:hyperlink r:id="rId18" w:tgtFrame="_new" w:history="1">
+        <w:r>
+          <w:rPr>
+            <w:rStyle w:val="Hyperlink"/>
+            <w:rFonts w:ascii="Times New Roman" w:hAnsi="Times New Roman" w:cs="Times New Roman"/>
+          </w:rPr>
+          <w:t>https://wesecureapp.com/blog/what-is-devsecops-and-its-role-in-devops-architecture/</w:t>
+        </w:r>
+      </w:hyperlink>
     </w:p>
     <w:p>
       <w:pPr>
         <w:spacing w:line="480" w:lineRule="auto"/>
         <w:ind w:left="720" w:hanging="720"/>
-      </w:pPr>
-      <w:r>
-        <w:t xml:space="preserve">Oracle. (2025). </w:t>
-      </w:r>
-      <w:r>
-        <w:rPr>
+        <w:rPr>
+          <w:rFonts w:ascii="Times New Roman" w:hAnsi="Times New Roman" w:cs="Times New Roman"/>
+        </w:rPr>
+      </w:pPr>
+      <w:r>
+        <w:rPr>
+          <w:rFonts w:ascii="Times New Roman" w:hAnsi="Times New Roman" w:cs="Times New Roman"/>
+        </w:rPr>
+        <w:t>On, A. (2024, June 15).</w:t>
+      </w:r>
+      <w:r>
+        <w:rPr>
+          <w:rFonts w:ascii="Times New Roman" w:hAnsi="Times New Roman" w:cs="Times New Roman"/>
+        </w:rPr>
+        <w:t xml:space="preserve"> </w:t>
+      </w:r>
+      <w:r>
+        <w:rPr>
+          <w:rFonts w:ascii="Times New Roman" w:hAnsi="Times New Roman" w:cs="Times New Roman"/>
           <w:i/>
           <w:iCs/>
         </w:rPr>
-        <w:t>DevOps Security Challenges and Considerations</w:t>
-      </w:r>
-      <w:r>
-        <w:t>. Oracle.com. https://docs.oracle.com/en-us/iaas/Content/cloud-adoption-framework/devsecops.htm</w:t>
-      </w:r>
-    </w:p>
-    <w:p>
-      <w:pPr>
-        <w:spacing w:line="480" w:lineRule="auto"/>
-        <w:ind w:left="720" w:hanging="720"/>
-      </w:pPr>
-      <w:r>
-        <w:lastRenderedPageBreak/>
-        <w:t xml:space="preserve">Pacheco, M. (2025, September 16). </w:t>
-      </w:r>
-      <w:r>
-        <w:rPr>
+        <w:t>The integration of security into the development and operations processes has become imperative.</w:t>
+      </w:r>
+      <w:r>
+        <w:rPr>
+          <w:rFonts w:ascii="Times New Roman" w:hAnsi="Times New Roman" w:cs="Times New Roman"/>
           <w:i/>
           <w:iCs/>
         </w:rPr>
-        <w:t>9 Cloud Migration Challenges &amp; How to Overcome Them</w:t>
-      </w:r>
-      <w:r>
-        <w:t>. TierPoint, LLC. https://www.tierpoint.com/blog/cloud/cloud-migration-challenges/</w:t>
+        <w:t xml:space="preserve"> </w:t>
+      </w:r>
+      <w:r>
+        <w:rPr>
+          <w:rFonts w:ascii="Times New Roman" w:hAnsi="Times New Roman" w:cs="Times New Roman"/>
+        </w:rPr>
+        <w:t>LinkedIn.</w:t>
+      </w:r>
+      <w:r>
+        <w:rPr>
+          <w:rFonts w:ascii="Times New Roman" w:hAnsi="Times New Roman" w:cs="Times New Roman"/>
+        </w:rPr>
+        <w:br/>
+      </w:r>
+      <w:hyperlink r:id="rId19" w:history="1">
+        <w:r>
+          <w:rPr>
+            <w:rStyle w:val="Hyperlink"/>
+            <w:rFonts w:ascii="Times New Roman" w:hAnsi="Times New Roman" w:cs="Times New Roman"/>
+          </w:rPr>
+          <w:t>https://www.linkedin.com/pulse/importance-devsecops-modern-software-architecture-vintageglobal-3ldge</w:t>
+        </w:r>
+      </w:hyperlink>
+      <w:r>
+        <w:rPr>
+          <w:rFonts w:ascii="Times New Roman" w:hAnsi="Times New Roman" w:cs="Times New Roman"/>
+        </w:rPr>
+        <w:t xml:space="preserve"> </w:t>
       </w:r>
     </w:p>
     <w:p>
       <w:pPr>
         <w:spacing w:line="480" w:lineRule="auto"/>
         <w:ind w:left="720" w:hanging="720"/>
-      </w:pPr>
-      <w:proofErr w:type="spellStart"/>
-      <w:r>
-        <w:t>Redhat</w:t>
-      </w:r>
-      <w:proofErr w:type="spellEnd"/>
-      <w:r>
-        <w:t xml:space="preserve">. (2019). </w:t>
-      </w:r>
-      <w:r>
-        <w:rPr>
+        <w:rPr>
+          <w:rFonts w:ascii="Times New Roman" w:hAnsi="Times New Roman" w:cs="Times New Roman"/>
+        </w:rPr>
+      </w:pPr>
+      <w:r>
+        <w:rPr>
+          <w:rFonts w:ascii="Times New Roman" w:hAnsi="Times New Roman" w:cs="Times New Roman"/>
+        </w:rPr>
+        <w:lastRenderedPageBreak/>
+        <w:t>Oracle. (2025).</w:t>
+      </w:r>
+      <w:r>
+        <w:rPr>
+          <w:rFonts w:ascii="Times New Roman" w:hAnsi="Times New Roman" w:cs="Times New Roman"/>
+        </w:rPr>
+        <w:t xml:space="preserve"> </w:t>
+      </w:r>
+      <w:r>
+        <w:rPr>
+          <w:rFonts w:ascii="Times New Roman" w:hAnsi="Times New Roman" w:cs="Times New Roman"/>
           <w:i/>
           <w:iCs/>
         </w:rPr>
-        <w:t xml:space="preserve">What is </w:t>
-      </w:r>
-      <w:proofErr w:type="spellStart"/>
-      <w:r>
-        <w:rPr>
+        <w:t>DevOps security challenges and considerations.</w:t>
+      </w:r>
+      <w:r>
+        <w:rPr>
+          <w:rFonts w:ascii="Times New Roman" w:hAnsi="Times New Roman" w:cs="Times New Roman"/>
+        </w:rPr>
+        <w:br/>
+      </w:r>
+      <w:hyperlink r:id="rId20" w:tgtFrame="_new" w:history="1">
+        <w:r>
+          <w:rPr>
+            <w:rStyle w:val="Hyperlink"/>
+            <w:rFonts w:ascii="Times New Roman" w:hAnsi="Times New Roman" w:cs="Times New Roman"/>
+          </w:rPr>
+          <w:t>https://docs.oracle.com/en-us/iaas/Content/cloud-adoption-framework/devsecops.htm</w:t>
+        </w:r>
+      </w:hyperlink>
+    </w:p>
+    <w:p>
+      <w:pPr>
+        <w:spacing w:line="480" w:lineRule="auto"/>
+        <w:ind w:left="720" w:hanging="720"/>
+        <w:rPr>
+          <w:rFonts w:ascii="Times New Roman" w:hAnsi="Times New Roman" w:cs="Times New Roman"/>
+        </w:rPr>
+      </w:pPr>
+      <w:r>
+        <w:rPr>
+          <w:rFonts w:ascii="Times New Roman" w:hAnsi="Times New Roman" w:cs="Times New Roman"/>
+        </w:rPr>
+        <w:t>Pacheco, M. (2025, September 16).</w:t>
+      </w:r>
+      <w:r>
+        <w:rPr>
+          <w:rFonts w:ascii="Times New Roman" w:hAnsi="Times New Roman" w:cs="Times New Roman"/>
+        </w:rPr>
+        <w:t xml:space="preserve"> </w:t>
+      </w:r>
+      <w:r>
+        <w:rPr>
+          <w:rFonts w:ascii="Times New Roman" w:hAnsi="Times New Roman" w:cs="Times New Roman"/>
           <w:i/>
           <w:iCs/>
         </w:rPr>
-        <w:t>DevSecOps</w:t>
-      </w:r>
-      <w:proofErr w:type="spellEnd"/>
-      <w:r>
-        <w:rPr>
+        <w:t>9 cloud migration challenges &amp; how to overcome them.</w:t>
+      </w:r>
+      <w:r>
+        <w:rPr>
+          <w:rFonts w:ascii="Times New Roman" w:hAnsi="Times New Roman" w:cs="Times New Roman"/>
+        </w:rPr>
+        <w:br/>
+        <w:t>TierPoint, LLC.</w:t>
+      </w:r>
+      <w:r>
+        <w:rPr>
+          <w:rFonts w:ascii="Times New Roman" w:hAnsi="Times New Roman" w:cs="Times New Roman"/>
+        </w:rPr>
+        <w:t xml:space="preserve"> </w:t>
+      </w:r>
+      <w:hyperlink r:id="rId21" w:tgtFrame="_new" w:history="1">
+        <w:r>
+          <w:rPr>
+            <w:rStyle w:val="Hyperlink"/>
+            <w:rFonts w:ascii="Times New Roman" w:hAnsi="Times New Roman" w:cs="Times New Roman"/>
+          </w:rPr>
+          <w:t>https://www.tierpoint.com/blog/cloud/cloud-migration-challenges/</w:t>
+        </w:r>
+      </w:hyperlink>
+    </w:p>
+    <w:p>
+      <w:pPr>
+        <w:spacing w:line="480" w:lineRule="auto"/>
+        <w:ind w:left="720" w:hanging="720"/>
+        <w:rPr>
+          <w:rFonts w:ascii="Times New Roman" w:hAnsi="Times New Roman" w:cs="Times New Roman"/>
+        </w:rPr>
+      </w:pPr>
+      <w:r>
+        <w:rPr>
+          <w:rFonts w:ascii="Times New Roman" w:hAnsi="Times New Roman" w:cs="Times New Roman"/>
+        </w:rPr>
+        <w:t>Red Hat. (2019).</w:t>
+      </w:r>
+      <w:r>
+        <w:rPr>
+          <w:rFonts w:ascii="Times New Roman" w:hAnsi="Times New Roman" w:cs="Times New Roman"/>
+        </w:rPr>
+        <w:t xml:space="preserve"> </w:t>
+      </w:r>
+      <w:r>
+        <w:rPr>
+          <w:rFonts w:ascii="Times New Roman" w:hAnsi="Times New Roman" w:cs="Times New Roman"/>
           <w:i/>
           <w:iCs/>
         </w:rPr>
-        <w:t>?</w:t>
-      </w:r>
-      <w:r>
-        <w:t xml:space="preserve"> Redhat.com. https://www.redhat.com/en/topics/devops/what-is-devsecops</w:t>
-      </w:r>
+        <w:t>What is DevSecOps?</w:t>
+      </w:r>
+      <w:r>
+        <w:rPr>
+          <w:rFonts w:ascii="Times New Roman" w:hAnsi="Times New Roman" w:cs="Times New Roman"/>
+        </w:rPr>
+        <w:br/>
+      </w:r>
+      <w:hyperlink r:id="rId22" w:tgtFrame="_new" w:history="1">
+        <w:r>
+          <w:rPr>
+            <w:rStyle w:val="Hyperlink"/>
+            <w:rFonts w:ascii="Times New Roman" w:hAnsi="Times New Roman" w:cs="Times New Roman"/>
+          </w:rPr>
+          <w:t>https://www.redhat.com/en/topics/devops/what-is-devsecops</w:t>
+        </w:r>
+      </w:hyperlink>
     </w:p>
     <w:p>
       <w:pPr>
         <w:spacing w:line="480" w:lineRule="auto"/>
         <w:ind w:left="720" w:hanging="720"/>
-      </w:pPr>
-      <w:r>
-        <w:t xml:space="preserve">Shiff, L. (2020, July 15). </w:t>
-      </w:r>
-      <w:r>
-        <w:rPr>
+        <w:rPr>
+          <w:rFonts w:ascii="Times New Roman" w:hAnsi="Times New Roman" w:cs="Times New Roman"/>
+        </w:rPr>
+      </w:pPr>
+      <w:r>
+        <w:rPr>
+          <w:rFonts w:ascii="Times New Roman" w:hAnsi="Times New Roman" w:cs="Times New Roman"/>
+        </w:rPr>
+        <w:t>Rishabh Software. (2025, August 28).</w:t>
+      </w:r>
+      <w:r>
+        <w:rPr>
+          <w:rFonts w:ascii="Times New Roman" w:hAnsi="Times New Roman" w:cs="Times New Roman"/>
+        </w:rPr>
+        <w:t xml:space="preserve"> </w:t>
+      </w:r>
+      <w:r>
+        <w:rPr>
+          <w:rFonts w:ascii="Times New Roman" w:hAnsi="Times New Roman" w:cs="Times New Roman"/>
           <w:i/>
           <w:iCs/>
         </w:rPr>
-        <w:t xml:space="preserve">SecOps vs </w:t>
-      </w:r>
-      <w:proofErr w:type="spellStart"/>
-      <w:r>
-        <w:rPr>
+        <w:t>Migrating legacy applications to cloud: 6-step process.</w:t>
+      </w:r>
+      <w:r>
+        <w:rPr>
+          <w:rFonts w:ascii="Times New Roman" w:hAnsi="Times New Roman" w:cs="Times New Roman"/>
+        </w:rPr>
+        <w:br/>
+      </w:r>
+      <w:hyperlink r:id="rId23" w:tgtFrame="_new" w:history="1">
+        <w:r>
+          <w:rPr>
+            <w:rStyle w:val="Hyperlink"/>
+            <w:rFonts w:ascii="Times New Roman" w:hAnsi="Times New Roman" w:cs="Times New Roman"/>
+          </w:rPr>
+          <w:t>https://www.rishabhsoft.com/blog/legacy-application-migration-to-cloud</w:t>
+        </w:r>
+      </w:hyperlink>
+    </w:p>
+    <w:p>
+      <w:pPr>
+        <w:spacing w:line="480" w:lineRule="auto"/>
+        <w:ind w:left="720" w:hanging="720"/>
+        <w:rPr>
+          <w:rFonts w:ascii="Times New Roman" w:hAnsi="Times New Roman" w:cs="Times New Roman"/>
+        </w:rPr>
+      </w:pPr>
+      <w:r>
+        <w:rPr>
+          <w:rFonts w:ascii="Times New Roman" w:hAnsi="Times New Roman" w:cs="Times New Roman"/>
+        </w:rPr>
+        <w:t>Shiff, L. (2020, July 15).</w:t>
+      </w:r>
+      <w:r>
+        <w:rPr>
+          <w:rFonts w:ascii="Times New Roman" w:hAnsi="Times New Roman" w:cs="Times New Roman"/>
+        </w:rPr>
+        <w:t xml:space="preserve"> </w:t>
+      </w:r>
+      <w:r>
+        <w:rPr>
+          <w:rFonts w:ascii="Times New Roman" w:hAnsi="Times New Roman" w:cs="Times New Roman"/>
           <w:i/>
           <w:iCs/>
         </w:rPr>
-        <w:t>DevSecOps</w:t>
-      </w:r>
-      <w:proofErr w:type="spellEnd"/>
-      <w:r>
-        <w:rPr>
+        <w:t>SecOps vs DevSecOps: What’s the difference?</w:t>
+      </w:r>
+      <w:r>
+        <w:rPr>
+          <w:rFonts w:ascii="Times New Roman" w:hAnsi="Times New Roman" w:cs="Times New Roman"/>
+        </w:rPr>
+        <w:br/>
+        <w:t>BMC.</w:t>
+      </w:r>
+      <w:r>
+        <w:rPr>
+          <w:rFonts w:ascii="Times New Roman" w:hAnsi="Times New Roman" w:cs="Times New Roman"/>
+        </w:rPr>
+        <w:t xml:space="preserve"> </w:t>
+      </w:r>
+      <w:hyperlink r:id="rId24" w:tgtFrame="_new" w:history="1">
+        <w:r>
+          <w:rPr>
+            <w:rStyle w:val="Hyperlink"/>
+            <w:rFonts w:ascii="Times New Roman" w:hAnsi="Times New Roman" w:cs="Times New Roman"/>
+          </w:rPr>
+          <w:t>https://www.bmc.com/blogs/secops-vs-devsecops/</w:t>
+        </w:r>
+      </w:hyperlink>
+    </w:p>
+    <w:p>
+      <w:pPr>
+        <w:spacing w:line="480" w:lineRule="auto"/>
+        <w:ind w:left="720" w:hanging="720"/>
+        <w:rPr>
+          <w:rFonts w:ascii="Times New Roman" w:hAnsi="Times New Roman" w:cs="Times New Roman"/>
+        </w:rPr>
+      </w:pPr>
+      <w:r>
+        <w:rPr>
+          <w:rFonts w:ascii="Times New Roman" w:hAnsi="Times New Roman" w:cs="Times New Roman"/>
+        </w:rPr>
+        <w:t>Team, C. (2026, February 2).</w:t>
+      </w:r>
+      <w:r>
+        <w:rPr>
+          <w:rFonts w:ascii="Times New Roman" w:hAnsi="Times New Roman" w:cs="Times New Roman"/>
+        </w:rPr>
+        <w:t xml:space="preserve"> </w:t>
+      </w:r>
+      <w:r>
+        <w:rPr>
+          <w:rFonts w:ascii="Times New Roman" w:hAnsi="Times New Roman" w:cs="Times New Roman"/>
           <w:i/>
           <w:iCs/>
         </w:rPr>
-        <w:t>: What’s The Difference?</w:t>
-      </w:r>
-      <w:r>
-        <w:t xml:space="preserve"> BMC Blogs. https://www.bmc.com/blogs/secops-vs-devsecops/</w:t>
-      </w:r>
+        <w:t>Application security best practices to secure your DevOps pipeline.</w:t>
+      </w:r>
+      <w:r>
+        <w:rPr>
+          <w:rFonts w:ascii="Times New Roman" w:hAnsi="Times New Roman" w:cs="Times New Roman"/>
+        </w:rPr>
+        <w:br/>
+        <w:t>Cycode.</w:t>
+      </w:r>
+      <w:r>
+        <w:rPr>
+          <w:rFonts w:ascii="Times New Roman" w:hAnsi="Times New Roman" w:cs="Times New Roman"/>
+        </w:rPr>
+        <w:t xml:space="preserve"> </w:t>
+      </w:r>
+      <w:hyperlink r:id="rId25" w:tgtFrame="_new" w:history="1">
+        <w:r>
+          <w:rPr>
+            <w:rStyle w:val="Hyperlink"/>
+            <w:rFonts w:ascii="Times New Roman" w:hAnsi="Times New Roman" w:cs="Times New Roman"/>
+          </w:rPr>
+          <w:t>https://cycode.com/blog/application-security-best-practices-for-devops/</w:t>
+        </w:r>
+      </w:hyperlink>
     </w:p>
     <w:p>
       <w:pPr>
         <w:spacing w:line="480" w:lineRule="auto"/>
         <w:ind w:left="720" w:hanging="720"/>
-      </w:pPr>
-      <w:r>
-        <w:t xml:space="preserve">Team, C. (2026, February 2). </w:t>
-      </w:r>
-      <w:r>
-        <w:rPr>
+        <w:rPr>
+          <w:rFonts w:ascii="Times New Roman" w:hAnsi="Times New Roman" w:cs="Times New Roman"/>
+        </w:rPr>
+      </w:pPr>
+      <w:r>
+        <w:rPr>
+          <w:rFonts w:ascii="Times New Roman" w:hAnsi="Times New Roman" w:cs="Times New Roman"/>
+        </w:rPr>
+        <w:t>White, S. (2024, April 30).</w:t>
+      </w:r>
+      <w:r>
+        <w:rPr>
+          <w:rFonts w:ascii="Times New Roman" w:hAnsi="Times New Roman" w:cs="Times New Roman"/>
+        </w:rPr>
+        <w:t xml:space="preserve"> </w:t>
+      </w:r>
+      <w:r>
+        <w:rPr>
+          <w:rFonts w:ascii="Times New Roman" w:hAnsi="Times New Roman" w:cs="Times New Roman"/>
           <w:i/>
           <w:iCs/>
         </w:rPr>
-        <w:t xml:space="preserve">Application Security Best Practices </w:t>
-      </w:r>
-      <w:proofErr w:type="gramStart"/>
-      <w:r>
-        <w:rPr>
-          <w:i/>
-          <w:iCs/>
-        </w:rPr>
-        <w:t>To</w:t>
-      </w:r>
-      <w:proofErr w:type="gramEnd"/>
-      <w:r>
-        <w:rPr>
-          <w:i/>
-          <w:iCs/>
-        </w:rPr>
-        <w:t xml:space="preserve"> Secure Your DevOps Pipeline - </w:t>
-      </w:r>
-      <w:proofErr w:type="spellStart"/>
-      <w:r>
-        <w:rPr>
-          <w:i/>
-          <w:iCs/>
-        </w:rPr>
-        <w:t>Cycode</w:t>
-      </w:r>
-      <w:proofErr w:type="spellEnd"/>
-      <w:r>
-        <w:t xml:space="preserve">. </w:t>
-      </w:r>
-      <w:proofErr w:type="spellStart"/>
-      <w:r>
-        <w:t>Cycode</w:t>
-      </w:r>
-      <w:proofErr w:type="spellEnd"/>
-      <w:r>
-        <w:t>. https://cycode.com/blog/application-security-best-practices-for-devops/</w:t>
-      </w:r>
-    </w:p>
-    <w:p>
-      <w:pPr>
-        <w:spacing w:line="480" w:lineRule="auto"/>
-        <w:ind w:left="720" w:hanging="720"/>
-      </w:pPr>
-      <w:r>
-        <w:t xml:space="preserve">White, S. (2024, April 30). </w:t>
-      </w:r>
-      <w:r>
-        <w:rPr>
-          <w:i/>
-          <w:iCs/>
-        </w:rPr>
-        <w:t xml:space="preserve">What is </w:t>
-      </w:r>
-      <w:proofErr w:type="gramStart"/>
-      <w:r>
-        <w:rPr>
-          <w:i/>
-          <w:iCs/>
-        </w:rPr>
-        <w:t>a cloud</w:t>
-      </w:r>
-      <w:proofErr w:type="gramEnd"/>
-      <w:r>
-        <w:rPr>
-          <w:i/>
-          <w:iCs/>
-        </w:rPr>
-        <w:t xml:space="preserve"> architect? A vital role for success in the cloud</w:t>
-      </w:r>
-      <w:r>
-        <w:t>. CIO. https://www.cio.com/article/221831/what-is-a-cloud-architect-a-vital-role-for-success-in-the-cloud.html</w:t>
-      </w:r>
-    </w:p>
-    <w:p>
-      <w:pPr>
-        <w:spacing w:line="480" w:lineRule="auto"/>
+        <w:t>What is a cloud architect? A vital role for success in the cloud.</w:t>
+      </w:r>
+      <w:r>
+        <w:rPr>
+          <w:rFonts w:ascii="Times New Roman" w:hAnsi="Times New Roman" w:cs="Times New Roman"/>
+        </w:rPr>
+        <w:br/>
+        <w:t>CIO.</w:t>
+      </w:r>
+      <w:r>
+        <w:rPr>
+          <w:rFonts w:ascii="Times New Roman" w:hAnsi="Times New Roman" w:cs="Times New Roman"/>
+        </w:rPr>
+        <w:t xml:space="preserve"> </w:t>
+      </w:r>
+      <w:hyperlink r:id="rId26" w:tgtFrame="_new" w:history="1">
+        <w:r>
+          <w:rPr>
+            <w:rStyle w:val="Hyperlink"/>
+            <w:rFonts w:ascii="Times New Roman" w:hAnsi="Times New Roman" w:cs="Times New Roman"/>
+          </w:rPr>
+          <w:t>https://www.cio.com/article/221831/what-is-a-cloud-architect-a-vital-role-for-success-in-the-cloud.html</w:t>
+        </w:r>
+      </w:hyperlink>
+    </w:p>
+    <w:p>
+      <w:pPr>
+        <w:spacing w:line="480" w:lineRule="auto"/>
+        <w:rPr>
+          <w:rFonts w:ascii="Times New Roman" w:hAnsi="Times New Roman" w:cs="Times New Roman"/>
+        </w:rPr>
       </w:pPr>
     </w:p>
     <w:sectPr>
-      <w:headerReference w:type="default" r:id="rId7"/>
+      <w:headerReference w:type="default" r:id="rId27"/>
       <w:pgSz w:w="12240" w:h="15840"/>
       <w:pgMar w:top="1440" w:right="1440" w:bottom="1440" w:left="1440" w:header="720" w:footer="720" w:gutter="0"/>
       <w:cols w:space="720"/>
@@ -1525,50 +2515,28 @@
 
 <file path=word/header1.xml><?xml version="1.0" encoding="utf-8"?>
 <w:hdr xmlns:wpc="http://schemas.microsoft.com/office/word/2010/wordprocessingCanvas" xmlns:cx="http://schemas.microsoft.com/office/drawing/2014/chartex" xmlns:cx1="http://schemas.microsoft.com/office/drawing/2015/9/8/chartex" xmlns:cx2="http://schemas.microsoft.com/office/drawing/2015/10/21/chartex" xmlns:cx3="http://schemas.microsoft.com/office/drawing/2016/5/9/chartex" xmlns:cx4="http://schemas.microsoft.com/office/drawing/2016/5/10/chartex" xmlns:cx5="http://schemas.microsoft.com/office/drawing/2016/5/11/chartex" xmlns:cx6="http://schemas.microsoft.com/office/drawing/2016/5/12/chartex" xmlns:cx7="http://schemas.microsoft.com/office/drawing/2016/5/13/chartex" xmlns:cx8="http://schemas.microsoft.com/office/drawing/2016/5/14/chartex" xmlns:mc="http://schemas.openxmlformats.org/markup-compatibility/2006" xmlns:aink="http://schemas.microsoft.com/office/drawing/2016/ink" xmlns:am3d="http://schemas.microsoft.com/office/drawing/2017/model3d" xmlns:o="urn:schemas-microsoft-com:office:office" xmlns:oel="http://schemas.microsoft.com/office/2019/extlst" xmlns:r="http://schemas.openxmlformats.org/officeDocument/2006/relationships" xmlns:m="http://schemas.openxmlformats.org/officeDocument/2006/math" xmlns:v="urn:schemas-microsoft-com:vml" xmlns:wp14="http://schemas.microsoft.com/office/word/2010/wordprocessingDrawing" xmlns:wp="http://schemas.openxmlformats.org/drawingml/2006/wordprocessingDrawing" xmlns:w10="urn:schemas-microsoft-com:office:word" xmlns:w="http://schemas.openxmlformats.org/wordprocessingml/2006/main" xmlns:w14="http://schemas.microsoft.com/office/word/2010/wordml" xmlns:w15="http://schemas.microsoft.com/office/word/2012/wordml" xmlns:w16cex="http://schemas.microsoft.com/office/word/2018/wordml/cex" xmlns:w16cid="http://schemas.microsoft.com/office/word/2016/wordml/cid" xmlns:w16="http://schemas.microsoft.com/office/word/2018/wordml" xmlns:w16du="http://schemas.microsoft.com/office/word/2023/wordml/word16du" xmlns:w16sdtdh="http://schemas.microsoft.com/office/word/2020/wordml/sdtdatahash" xmlns:w16sdtfl="http://schemas.microsoft.com/office/word/2024/wordml/sdtformatlock" xmlns:w16se="http://schemas.microsoft.com/office/word/2015/wordml/symex" xmlns:wpg="http://schemas.microsoft.com/office/word/2010/wordprocessingGroup" xmlns:wpi="http://schemas.microsoft.com/office/word/2010/wordprocessingInk" xmlns:wne="http://schemas.microsoft.com/office/word/2006/wordml" xmlns:wps="http://schemas.microsoft.com/office/word/2010/wordprocessingShape" mc:Ignorable="w14 w15 w16se w16cid w16 w16cex w16sdtdh w16sdtfl w16du wp14">
-  <w:sdt>
-    <w:sdtPr>
-      <w:rPr>
-        <w:color w:val="7F7F7F" w:themeColor="background1" w:themeShade="7F"/>
-        <w:spacing w:val="60"/>
-      </w:rPr>
-      <w:id w:val="-1669091472"/>
-      <w:docPartObj>
-        <w:docPartGallery w:val="Page Numbers (Top of Page)"/>
-        <w:docPartUnique/>
-      </w:docPartObj>
-    </w:sdtPr>
-    <w:sdtEndPr>
-      <w:rPr>
-        <w:b/>
-        <w:bCs/>
-        <w:noProof/>
-        <w:color w:val="auto"/>
-        <w:spacing w:val="0"/>
-      </w:rPr>
-    </w:sdtEndPr>
-    <w:sdtContent>
-      <w:p>
-        <w:pPr>
-          <w:pStyle w:val="Header"/>
-          <w:pBdr>
-            <w:bottom w:val="single" w:sz="4" w:space="1" w:color="D9D9D9" w:themeColor="background1" w:themeShade="D9"/>
-          </w:pBdr>
-          <w:jc w:val="right"/>
-          <w:rPr>
-            <w:b/>
-            <w:bCs/>
-          </w:rPr>
-        </w:pPr>
-        <w:r>
-          <w:rPr>
-            <w:color w:val="7F7F7F" w:themeColor="background1" w:themeShade="7F"/>
-            <w:spacing w:val="60"/>
-          </w:rPr>
-          <w:t>Cloud and DevOps Research                                   Page</w:t>
-        </w:r>
-        <w:r>
-          <w:t xml:space="preserve"> | </w:t>
-        </w:r>
+  <w:p>
+    <w:pPr>
+      <w:pStyle w:val="Header"/>
+      <w:jc w:val="right"/>
+    </w:pPr>
+    <w:r>
+      <w:t xml:space="preserve">CLOUD AND DEVOPS RESEARCH                                                                                                                  </w:t>
+    </w:r>
+    <w:sdt>
+      <w:sdtPr>
+        <w:id w:val="1812213048"/>
+        <w:docPartObj>
+          <w:docPartGallery w:val="Page Numbers (Top of Page)"/>
+          <w:docPartUnique/>
+        </w:docPartObj>
+      </w:sdtPr>
+      <w:sdtEndPr>
+        <w:rPr>
+          <w:noProof/>
+        </w:rPr>
+      </w:sdtEndPr>
+      <w:sdtContent>
         <w:r>
           <w:fldChar w:fldCharType="begin"/>
         </w:r>
@@ -1580,23 +2548,19 @@
         </w:r>
         <w:r>
           <w:rPr>
-            <w:b/>
-            <w:bCs/>
             <w:noProof/>
           </w:rPr>
           <w:t>2</w:t>
         </w:r>
         <w:r>
           <w:rPr>
-            <w:b/>
-            <w:bCs/>
             <w:noProof/>
           </w:rPr>
           <w:fldChar w:fldCharType="end"/>
         </w:r>
-      </w:p>
-    </w:sdtContent>
-  </w:sdt>
+      </w:sdtContent>
+    </w:sdt>
+  </w:p>
   <w:p>
     <w:pPr>
       <w:pStyle w:val="Header"/>
@@ -1608,6 +2572,184 @@
 <file path=word/numbering.xml><?xml version="1.0" encoding="utf-8"?>
 <w:numbering xmlns:wpc="http://schemas.microsoft.com/office/word/2010/wordprocessingCanvas" xmlns:cx="http://schemas.microsoft.com/office/drawing/2014/chartex" xmlns:cx1="http://schemas.microsoft.com/office/drawing/2015/9/8/chartex" xmlns:cx2="http://schemas.microsoft.com/office/drawing/2015/10/21/chartex" xmlns:cx3="http://schemas.microsoft.com/office/drawing/2016/5/9/chartex" xmlns:cx4="http://schemas.microsoft.com/office/drawing/2016/5/10/chartex" xmlns:cx5="http://schemas.microsoft.com/office/drawing/2016/5/11/chartex" xmlns:cx6="http://schemas.microsoft.com/office/drawing/2016/5/12/chartex" xmlns:cx7="http://schemas.microsoft.com/office/drawing/2016/5/13/chartex" xmlns:cx8="http://schemas.microsoft.com/office/drawing/2016/5/14/chartex" xmlns:mc="http://schemas.openxmlformats.org/markup-compatibility/2006" xmlns:aink="http://schemas.microsoft.com/office/drawing/2016/ink" xmlns:am3d="http://schemas.microsoft.com/office/drawing/2017/model3d" xmlns:o="urn:schemas-microsoft-com:office:office" xmlns:oel="http://schemas.microsoft.com/office/2019/extlst" xmlns:r="http://schemas.openxmlformats.org/officeDocument/2006/relationships" xmlns:m="http://schemas.openxmlformats.org/officeDocument/2006/math" xmlns:v="urn:schemas-microsoft-com:vml" xmlns:wp14="http://schemas.microsoft.com/office/word/2010/wordprocessingDrawing" xmlns:wp="http://schemas.openxmlformats.org/drawingml/2006/wordprocessingDrawing" xmlns:w10="urn:schemas-microsoft-com:office:word" xmlns:w="http://schemas.openxmlformats.org/wordprocessingml/2006/main" xmlns:w14="http://schemas.microsoft.com/office/word/2010/wordml" xmlns:w15="http://schemas.microsoft.com/office/word/2012/wordml" xmlns:w16cex="http://schemas.microsoft.com/office/word/2018/wordml/cex" xmlns:w16cid="http://schemas.microsoft.com/office/word/2016/wordml/cid" xmlns:w16="http://schemas.microsoft.com/office/word/2018/wordml" xmlns:w16du="http://schemas.microsoft.com/office/word/2023/wordml/word16du" xmlns:w16sdtdh="http://schemas.microsoft.com/office/word/2020/wordml/sdtdatahash" xmlns:w16sdtfl="http://schemas.microsoft.com/office/word/2024/wordml/sdtformatlock" xmlns:w16se="http://schemas.microsoft.com/office/word/2015/wordml/symex" xmlns:wpg="http://schemas.microsoft.com/office/word/2010/wordprocessingGroup" xmlns:wpi="http://schemas.microsoft.com/office/word/2010/wordprocessingInk" xmlns:wne="http://schemas.microsoft.com/office/word/2006/wordml" xmlns:wps="http://schemas.microsoft.com/office/word/2010/wordprocessingShape" mc:Ignorable="w14 w15 w16se w16cid w16 w16cex w16sdtdh w16sdtfl w16du wp14">
   <w:abstractNum w:abstractNumId="0" w15:restartNumberingAfterBreak="0">
+    <w:nsid w:val="0E1615D1"/>
+    <w:multiLevelType w:val="hybridMultilevel"/>
+    <w:tmpl w:val="8CB2286A"/>
+    <w:lvl w:ilvl="0" w:tplc="0409000F">
+      <w:start w:val="1"/>
+      <w:numFmt w:val="decimal"/>
+      <w:lvlText w:val="%1."/>
+      <w:lvlJc w:val="left"/>
+      <w:pPr>
+        <w:ind w:left="360" w:hanging="360"/>
+      </w:pPr>
+      <w:rPr>
+        <w:rFonts w:hint="default"/>
+      </w:rPr>
+    </w:lvl>
+    <w:lvl w:ilvl="1" w:tplc="04090019" w:tentative="1">
+      <w:start w:val="1"/>
+      <w:numFmt w:val="lowerLetter"/>
+      <w:lvlText w:val="%2."/>
+      <w:lvlJc w:val="left"/>
+      <w:pPr>
+        <w:ind w:left="1080" w:hanging="360"/>
+      </w:pPr>
+    </w:lvl>
+    <w:lvl w:ilvl="2" w:tplc="0409001B" w:tentative="1">
+      <w:start w:val="1"/>
+      <w:numFmt w:val="lowerRoman"/>
+      <w:lvlText w:val="%3."/>
+      <w:lvlJc w:val="right"/>
+      <w:pPr>
+        <w:ind w:left="1800" w:hanging="180"/>
+      </w:pPr>
+    </w:lvl>
+    <w:lvl w:ilvl="3" w:tplc="0409000F" w:tentative="1">
+      <w:start w:val="1"/>
+      <w:numFmt w:val="decimal"/>
+      <w:lvlText w:val="%4."/>
+      <w:lvlJc w:val="left"/>
+      <w:pPr>
+        <w:ind w:left="2520" w:hanging="360"/>
+      </w:pPr>
+    </w:lvl>
+    <w:lvl w:ilvl="4" w:tplc="04090019" w:tentative="1">
+      <w:start w:val="1"/>
+      <w:numFmt w:val="lowerLetter"/>
+      <w:lvlText w:val="%5."/>
+      <w:lvlJc w:val="left"/>
+      <w:pPr>
+        <w:ind w:left="3240" w:hanging="360"/>
+      </w:pPr>
+    </w:lvl>
+    <w:lvl w:ilvl="5" w:tplc="0409001B" w:tentative="1">
+      <w:start w:val="1"/>
+      <w:numFmt w:val="lowerRoman"/>
+      <w:lvlText w:val="%6."/>
+      <w:lvlJc w:val="right"/>
+      <w:pPr>
+        <w:ind w:left="3960" w:hanging="180"/>
+      </w:pPr>
+    </w:lvl>
+    <w:lvl w:ilvl="6" w:tplc="0409000F" w:tentative="1">
+      <w:start w:val="1"/>
+      <w:numFmt w:val="decimal"/>
+      <w:lvlText w:val="%7."/>
+      <w:lvlJc w:val="left"/>
+      <w:pPr>
+        <w:ind w:left="4680" w:hanging="360"/>
+      </w:pPr>
+    </w:lvl>
+    <w:lvl w:ilvl="7" w:tplc="04090019" w:tentative="1">
+      <w:start w:val="1"/>
+      <w:numFmt w:val="lowerLetter"/>
+      <w:lvlText w:val="%8."/>
+      <w:lvlJc w:val="left"/>
+      <w:pPr>
+        <w:ind w:left="5400" w:hanging="360"/>
+      </w:pPr>
+    </w:lvl>
+    <w:lvl w:ilvl="8" w:tplc="0409001B" w:tentative="1">
+      <w:start w:val="1"/>
+      <w:numFmt w:val="lowerRoman"/>
+      <w:lvlText w:val="%9."/>
+      <w:lvlJc w:val="right"/>
+      <w:pPr>
+        <w:ind w:left="6120" w:hanging="180"/>
+      </w:pPr>
+    </w:lvl>
+  </w:abstractNum>
+  <w:abstractNum w:abstractNumId="1" w15:restartNumberingAfterBreak="0">
+    <w:nsid w:val="21207E30"/>
+    <w:multiLevelType w:val="hybridMultilevel"/>
+    <w:tmpl w:val="C85603A2"/>
+    <w:lvl w:ilvl="0" w:tplc="0409000F">
+      <w:start w:val="1"/>
+      <w:numFmt w:val="decimal"/>
+      <w:lvlText w:val="%1."/>
+      <w:lvlJc w:val="left"/>
+      <w:pPr>
+        <w:ind w:left="360" w:hanging="360"/>
+      </w:pPr>
+      <w:rPr>
+        <w:rFonts w:hint="default"/>
+      </w:rPr>
+    </w:lvl>
+    <w:lvl w:ilvl="1" w:tplc="04090019" w:tentative="1">
+      <w:start w:val="1"/>
+      <w:numFmt w:val="lowerLetter"/>
+      <w:lvlText w:val="%2."/>
+      <w:lvlJc w:val="left"/>
+      <w:pPr>
+        <w:ind w:left="1080" w:hanging="360"/>
+      </w:pPr>
+    </w:lvl>
+    <w:lvl w:ilvl="2" w:tplc="0409001B" w:tentative="1">
+      <w:start w:val="1"/>
+      <w:numFmt w:val="lowerRoman"/>
+      <w:lvlText w:val="%3."/>
+      <w:lvlJc w:val="right"/>
+      <w:pPr>
+        <w:ind w:left="1800" w:hanging="180"/>
+      </w:pPr>
+    </w:lvl>
+    <w:lvl w:ilvl="3" w:tplc="0409000F" w:tentative="1">
+      <w:start w:val="1"/>
+      <w:numFmt w:val="decimal"/>
+      <w:lvlText w:val="%4."/>
+      <w:lvlJc w:val="left"/>
+      <w:pPr>
+        <w:ind w:left="2520" w:hanging="360"/>
+      </w:pPr>
+    </w:lvl>
+    <w:lvl w:ilvl="4" w:tplc="04090019" w:tentative="1">
+      <w:start w:val="1"/>
+      <w:numFmt w:val="lowerLetter"/>
+      <w:lvlText w:val="%5."/>
+      <w:lvlJc w:val="left"/>
+      <w:pPr>
+        <w:ind w:left="3240" w:hanging="360"/>
+      </w:pPr>
+    </w:lvl>
+    <w:lvl w:ilvl="5" w:tplc="0409001B" w:tentative="1">
+      <w:start w:val="1"/>
+      <w:numFmt w:val="lowerRoman"/>
+      <w:lvlText w:val="%6."/>
+      <w:lvlJc w:val="right"/>
+      <w:pPr>
+        <w:ind w:left="3960" w:hanging="180"/>
+      </w:pPr>
+    </w:lvl>
+    <w:lvl w:ilvl="6" w:tplc="0409000F" w:tentative="1">
+      <w:start w:val="1"/>
+      <w:numFmt w:val="decimal"/>
+      <w:lvlText w:val="%7."/>
+      <w:lvlJc w:val="left"/>
+      <w:pPr>
+        <w:ind w:left="4680" w:hanging="360"/>
+      </w:pPr>
+    </w:lvl>
+    <w:lvl w:ilvl="7" w:tplc="04090019" w:tentative="1">
+      <w:start w:val="1"/>
+      <w:numFmt w:val="lowerLetter"/>
+      <w:lvlText w:val="%8."/>
+      <w:lvlJc w:val="left"/>
+      <w:pPr>
+        <w:ind w:left="5400" w:hanging="360"/>
+      </w:pPr>
+    </w:lvl>
+    <w:lvl w:ilvl="8" w:tplc="0409001B" w:tentative="1">
+      <w:start w:val="1"/>
+      <w:numFmt w:val="lowerRoman"/>
+      <w:lvlText w:val="%9."/>
+      <w:lvlJc w:val="right"/>
+      <w:pPr>
+        <w:ind w:left="6120" w:hanging="180"/>
+      </w:pPr>
+    </w:lvl>
+  </w:abstractNum>
+  <w:abstractNum w:abstractNumId="2" w15:restartNumberingAfterBreak="0">
     <w:nsid w:val="22A66AC2"/>
     <w:multiLevelType w:val="multilevel"/>
     <w:tmpl w:val="CDF8309A"/>
@@ -1756,7 +2898,7 @@
       </w:rPr>
     </w:lvl>
   </w:abstractNum>
-  <w:abstractNum w:abstractNumId="1" w15:restartNumberingAfterBreak="0">
+  <w:abstractNum w:abstractNumId="3" w15:restartNumberingAfterBreak="0">
     <w:nsid w:val="2956005C"/>
     <w:multiLevelType w:val="multilevel"/>
     <w:tmpl w:val="07DAAAF0"/>
@@ -1905,7 +3047,7 @@
       </w:rPr>
     </w:lvl>
   </w:abstractNum>
-  <w:abstractNum w:abstractNumId="2" w15:restartNumberingAfterBreak="0">
+  <w:abstractNum w:abstractNumId="4" w15:restartNumberingAfterBreak="0">
     <w:nsid w:val="34833577"/>
     <w:multiLevelType w:val="multilevel"/>
     <w:tmpl w:val="A8462ADA"/>
@@ -2054,7 +3196,7 @@
       </w:rPr>
     </w:lvl>
   </w:abstractNum>
-  <w:abstractNum w:abstractNumId="3" w15:restartNumberingAfterBreak="0">
+  <w:abstractNum w:abstractNumId="5" w15:restartNumberingAfterBreak="0">
     <w:nsid w:val="3A505620"/>
     <w:multiLevelType w:val="multilevel"/>
     <w:tmpl w:val="F50C64BE"/>
@@ -2203,7 +3345,7 @@
       </w:rPr>
     </w:lvl>
   </w:abstractNum>
-  <w:abstractNum w:abstractNumId="4" w15:restartNumberingAfterBreak="0">
+  <w:abstractNum w:abstractNumId="6" w15:restartNumberingAfterBreak="0">
     <w:nsid w:val="3CEC700A"/>
     <w:multiLevelType w:val="multilevel"/>
     <w:tmpl w:val="F49E0600"/>
@@ -2352,7 +3494,7 @@
       </w:rPr>
     </w:lvl>
   </w:abstractNum>
-  <w:abstractNum w:abstractNumId="5" w15:restartNumberingAfterBreak="0">
+  <w:abstractNum w:abstractNumId="7" w15:restartNumberingAfterBreak="0">
     <w:nsid w:val="4B7E60F8"/>
     <w:multiLevelType w:val="multilevel"/>
     <w:tmpl w:val="AB4034A2"/>
@@ -2501,7 +3643,7 @@
       </w:rPr>
     </w:lvl>
   </w:abstractNum>
-  <w:abstractNum w:abstractNumId="6" w15:restartNumberingAfterBreak="0">
+  <w:abstractNum w:abstractNumId="8" w15:restartNumberingAfterBreak="0">
     <w:nsid w:val="4E416252"/>
     <w:multiLevelType w:val="multilevel"/>
     <w:tmpl w:val="7312F572"/>
@@ -2650,7 +3792,185 @@
       </w:rPr>
     </w:lvl>
   </w:abstractNum>
-  <w:abstractNum w:abstractNumId="7" w15:restartNumberingAfterBreak="0">
+  <w:abstractNum w:abstractNumId="9" w15:restartNumberingAfterBreak="0">
+    <w:nsid w:val="56E42583"/>
+    <w:multiLevelType w:val="hybridMultilevel"/>
+    <w:tmpl w:val="77B25FEA"/>
+    <w:lvl w:ilvl="0" w:tplc="3426FE0A">
+      <w:start w:val="1"/>
+      <w:numFmt w:val="decimal"/>
+      <w:lvlText w:val="%1"/>
+      <w:lvlJc w:val="left"/>
+      <w:pPr>
+        <w:ind w:left="720" w:hanging="360"/>
+      </w:pPr>
+      <w:rPr>
+        <w:rFonts w:hint="default"/>
+      </w:rPr>
+    </w:lvl>
+    <w:lvl w:ilvl="1" w:tplc="04090019" w:tentative="1">
+      <w:start w:val="1"/>
+      <w:numFmt w:val="lowerLetter"/>
+      <w:lvlText w:val="%2."/>
+      <w:lvlJc w:val="left"/>
+      <w:pPr>
+        <w:ind w:left="1440" w:hanging="360"/>
+      </w:pPr>
+    </w:lvl>
+    <w:lvl w:ilvl="2" w:tplc="0409001B" w:tentative="1">
+      <w:start w:val="1"/>
+      <w:numFmt w:val="lowerRoman"/>
+      <w:lvlText w:val="%3."/>
+      <w:lvlJc w:val="right"/>
+      <w:pPr>
+        <w:ind w:left="2160" w:hanging="180"/>
+      </w:pPr>
+    </w:lvl>
+    <w:lvl w:ilvl="3" w:tplc="0409000F" w:tentative="1">
+      <w:start w:val="1"/>
+      <w:numFmt w:val="decimal"/>
+      <w:lvlText w:val="%4."/>
+      <w:lvlJc w:val="left"/>
+      <w:pPr>
+        <w:ind w:left="2880" w:hanging="360"/>
+      </w:pPr>
+    </w:lvl>
+    <w:lvl w:ilvl="4" w:tplc="04090019" w:tentative="1">
+      <w:start w:val="1"/>
+      <w:numFmt w:val="lowerLetter"/>
+      <w:lvlText w:val="%5."/>
+      <w:lvlJc w:val="left"/>
+      <w:pPr>
+        <w:ind w:left="3600" w:hanging="360"/>
+      </w:pPr>
+    </w:lvl>
+    <w:lvl w:ilvl="5" w:tplc="0409001B" w:tentative="1">
+      <w:start w:val="1"/>
+      <w:numFmt w:val="lowerRoman"/>
+      <w:lvlText w:val="%6."/>
+      <w:lvlJc w:val="right"/>
+      <w:pPr>
+        <w:ind w:left="4320" w:hanging="180"/>
+      </w:pPr>
+    </w:lvl>
+    <w:lvl w:ilvl="6" w:tplc="0409000F" w:tentative="1">
+      <w:start w:val="1"/>
+      <w:numFmt w:val="decimal"/>
+      <w:lvlText w:val="%7."/>
+      <w:lvlJc w:val="left"/>
+      <w:pPr>
+        <w:ind w:left="5040" w:hanging="360"/>
+      </w:pPr>
+    </w:lvl>
+    <w:lvl w:ilvl="7" w:tplc="04090019" w:tentative="1">
+      <w:start w:val="1"/>
+      <w:numFmt w:val="lowerLetter"/>
+      <w:lvlText w:val="%8."/>
+      <w:lvlJc w:val="left"/>
+      <w:pPr>
+        <w:ind w:left="5760" w:hanging="360"/>
+      </w:pPr>
+    </w:lvl>
+    <w:lvl w:ilvl="8" w:tplc="0409001B" w:tentative="1">
+      <w:start w:val="1"/>
+      <w:numFmt w:val="lowerRoman"/>
+      <w:lvlText w:val="%9."/>
+      <w:lvlJc w:val="right"/>
+      <w:pPr>
+        <w:ind w:left="6480" w:hanging="180"/>
+      </w:pPr>
+    </w:lvl>
+  </w:abstractNum>
+  <w:abstractNum w:abstractNumId="10" w15:restartNumberingAfterBreak="0">
+    <w:nsid w:val="63F56A1D"/>
+    <w:multiLevelType w:val="hybridMultilevel"/>
+    <w:tmpl w:val="765E900C"/>
+    <w:lvl w:ilvl="0" w:tplc="0409000F">
+      <w:start w:val="1"/>
+      <w:numFmt w:val="decimal"/>
+      <w:lvlText w:val="%1."/>
+      <w:lvlJc w:val="left"/>
+      <w:pPr>
+        <w:ind w:left="720" w:hanging="360"/>
+      </w:pPr>
+      <w:rPr>
+        <w:rFonts w:hint="default"/>
+      </w:rPr>
+    </w:lvl>
+    <w:lvl w:ilvl="1" w:tplc="04090019" w:tentative="1">
+      <w:start w:val="1"/>
+      <w:numFmt w:val="lowerLetter"/>
+      <w:lvlText w:val="%2."/>
+      <w:lvlJc w:val="left"/>
+      <w:pPr>
+        <w:ind w:left="1440" w:hanging="360"/>
+      </w:pPr>
+    </w:lvl>
+    <w:lvl w:ilvl="2" w:tplc="0409001B" w:tentative="1">
+      <w:start w:val="1"/>
+      <w:numFmt w:val="lowerRoman"/>
+      <w:lvlText w:val="%3."/>
+      <w:lvlJc w:val="right"/>
+      <w:pPr>
+        <w:ind w:left="2160" w:hanging="180"/>
+      </w:pPr>
+    </w:lvl>
+    <w:lvl w:ilvl="3" w:tplc="0409000F" w:tentative="1">
+      <w:start w:val="1"/>
+      <w:numFmt w:val="decimal"/>
+      <w:lvlText w:val="%4."/>
+      <w:lvlJc w:val="left"/>
+      <w:pPr>
+        <w:ind w:left="2880" w:hanging="360"/>
+      </w:pPr>
+    </w:lvl>
+    <w:lvl w:ilvl="4" w:tplc="04090019" w:tentative="1">
+      <w:start w:val="1"/>
+      <w:numFmt w:val="lowerLetter"/>
+      <w:lvlText w:val="%5."/>
+      <w:lvlJc w:val="left"/>
+      <w:pPr>
+        <w:ind w:left="3600" w:hanging="360"/>
+      </w:pPr>
+    </w:lvl>
+    <w:lvl w:ilvl="5" w:tplc="0409001B" w:tentative="1">
+      <w:start w:val="1"/>
+      <w:numFmt w:val="lowerRoman"/>
+      <w:lvlText w:val="%6."/>
+      <w:lvlJc w:val="right"/>
+      <w:pPr>
+        <w:ind w:left="4320" w:hanging="180"/>
+      </w:pPr>
+    </w:lvl>
+    <w:lvl w:ilvl="6" w:tplc="0409000F" w:tentative="1">
+      <w:start w:val="1"/>
+      <w:numFmt w:val="decimal"/>
+      <w:lvlText w:val="%7."/>
+      <w:lvlJc w:val="left"/>
+      <w:pPr>
+        <w:ind w:left="5040" w:hanging="360"/>
+      </w:pPr>
+    </w:lvl>
+    <w:lvl w:ilvl="7" w:tplc="04090019" w:tentative="1">
+      <w:start w:val="1"/>
+      <w:numFmt w:val="lowerLetter"/>
+      <w:lvlText w:val="%8."/>
+      <w:lvlJc w:val="left"/>
+      <w:pPr>
+        <w:ind w:left="5760" w:hanging="360"/>
+      </w:pPr>
+    </w:lvl>
+    <w:lvl w:ilvl="8" w:tplc="0409001B" w:tentative="1">
+      <w:start w:val="1"/>
+      <w:numFmt w:val="lowerRoman"/>
+      <w:lvlText w:val="%9."/>
+      <w:lvlJc w:val="right"/>
+      <w:pPr>
+        <w:ind w:left="6480" w:hanging="180"/>
+      </w:pPr>
+    </w:lvl>
+  </w:abstractNum>
+  <w:abstractNum w:abstractNumId="11" w15:restartNumberingAfterBreak="0">
     <w:nsid w:val="7C407103"/>
     <w:multiLevelType w:val="multilevel"/>
     <w:tmpl w:val="93DA8C58"/>
@@ -2800,28 +4120,40 @@
     </w:lvl>
   </w:abstractNum>
   <w:num w:numId="1" w16cid:durableId="688724187">
+    <w:abstractNumId w:val="5"/>
+  </w:num>
+  <w:num w:numId="2" w16cid:durableId="1278947282">
+    <w:abstractNumId w:val="6"/>
+  </w:num>
+  <w:num w:numId="3" w16cid:durableId="1518301629">
+    <w:abstractNumId w:val="8"/>
+  </w:num>
+  <w:num w:numId="4" w16cid:durableId="99228975">
+    <w:abstractNumId w:val="2"/>
+  </w:num>
+  <w:num w:numId="5" w16cid:durableId="931596290">
+    <w:abstractNumId w:val="11"/>
+  </w:num>
+  <w:num w:numId="6" w16cid:durableId="691884794">
+    <w:abstractNumId w:val="4"/>
+  </w:num>
+  <w:num w:numId="7" w16cid:durableId="416097365">
     <w:abstractNumId w:val="3"/>
   </w:num>
-  <w:num w:numId="2" w16cid:durableId="1278947282">
-    <w:abstractNumId w:val="4"/>
+  <w:num w:numId="8" w16cid:durableId="996033838">
+    <w:abstractNumId w:val="7"/>
   </w:num>
-  <w:num w:numId="3" w16cid:durableId="1518301629">
-    <w:abstractNumId w:val="6"/>
+  <w:num w:numId="9" w16cid:durableId="1139229618">
+    <w:abstractNumId w:val="10"/>
   </w:num>
-  <w:num w:numId="4" w16cid:durableId="99228975">
+  <w:num w:numId="10" w16cid:durableId="834342582">
+    <w:abstractNumId w:val="9"/>
+  </w:num>
+  <w:num w:numId="11" w16cid:durableId="2136288740">
     <w:abstractNumId w:val="0"/>
   </w:num>
-  <w:num w:numId="5" w16cid:durableId="931596290">
-    <w:abstractNumId w:val="7"/>
-  </w:num>
-  <w:num w:numId="6" w16cid:durableId="691884794">
-    <w:abstractNumId w:val="2"/>
-  </w:num>
-  <w:num w:numId="7" w16cid:durableId="416097365">
+  <w:num w:numId="12" w16cid:durableId="446312900">
     <w:abstractNumId w:val="1"/>
-  </w:num>
-  <w:num w:numId="8" w16cid:durableId="996033838">
-    <w:abstractNumId w:val="5"/>
   </w:num>
 </w:numbering>
 </file>
@@ -3786,6 +5118,17 @@
     <w:uiPriority w:val="99"/>
     <w:rsid w:val="00AB394A"/>
   </w:style>
+  <w:style w:type="character" w:styleId="Hyperlink">
+    <w:name w:val="Hyperlink"/>
+    <w:basedOn w:val="DefaultParagraphFont"/>
+    <w:uiPriority w:val="99"/>
+    <w:unhideWhenUsed/>
+    <w:rsid w:val="00342267"/>
+    <w:rPr>
+      <w:color w:val="467886" w:themeColor="hyperlink"/>
+      <w:u w:val="single"/>
+    </w:rPr>
+  </w:style>
 </w:styles>
 </file>
 
